--- a/SQL-Expedition/Note's/Day 14 Date Time Function.docx
+++ b/SQL-Expedition/Note's/Day 14 Date Time Function.docx
@@ -5,21 +5,6 @@
     <w:p>
       <w:pPr>
         <w:rPr>
-          <w:noProof/>
-        </w:rPr>
-      </w:pPr>
-      <w:r>
-        <w:rPr>
-          <w:noProof/>
-        </w:rPr>
-        <w:pict w14:anchorId="45EB7EDA">
-          <v:rect id="_x0000_i1073" style="width:0;height:1.5pt" o:hralign="center" o:hrstd="t" o:hrnoshade="t" o:hr="t" fillcolor="gray" stroked="f"/>
-        </w:pict>
-      </w:r>
-    </w:p>
-    <w:p>
-      <w:pPr>
-        <w:rPr>
           <w:b/>
           <w:bCs/>
           <w:noProof/>
@@ -49,7 +34,7 @@
           <w:noProof/>
         </w:rPr>
         <w:pict w14:anchorId="766E3DB2">
-          <v:rect id="_x0000_i1074" style="width:0;height:1.5pt" o:hralign="center" o:hrstd="t" o:hrnoshade="t" o:hr="t" fillcolor="gray" stroked="f"/>
+          <v:rect id="_x0000_i1025" style="width:0;height:1.5pt" o:hralign="center" o:hrstd="t" o:hrnoshade="t" o:hr="t" fillcolor="gray" stroked="f"/>
         </w:pict>
       </w:r>
     </w:p>
@@ -294,7 +279,7 @@
           <w:noProof/>
         </w:rPr>
         <w:pict w14:anchorId="7E41C0F5">
-          <v:rect id="_x0000_i1075" style="width:0;height:1.5pt" o:hralign="center" o:hrstd="t" o:hrnoshade="t" o:hr="t" fillcolor="gray" stroked="f"/>
+          <v:rect id="_x0000_i1026" style="width:0;height:1.5pt" o:hralign="center" o:hrstd="t" o:hrnoshade="t" o:hr="t" fillcolor="gray" stroked="f"/>
         </w:pict>
       </w:r>
     </w:p>
@@ -460,7 +445,7 @@
         <w:rPr>
           <w:noProof/>
         </w:rPr>
-        <w:t xml:space="preserve"> SQL Server uses GETDATE(). MySQL uses NOW().</w:t>
+        <w:t xml:space="preserve"> MySQL uses NOW().</w:t>
       </w:r>
     </w:p>
     <w:p>
@@ -490,16 +475,176 @@
     </w:p>
     <w:p>
       <w:pPr>
-        <w:rPr>
-          <w:noProof/>
-        </w:rPr>
-      </w:pPr>
-      <w:r>
-        <w:rPr>
-          <w:noProof/>
-        </w:rPr>
+        <w:numPr>
+          <w:ilvl w:val="1"/>
+          <w:numId w:val="11"/>
+        </w:numPr>
+        <w:rPr>
+          <w:noProof/>
+        </w:rPr>
+      </w:pPr>
+      <w:r>
+        <w:rPr>
+          <w:b/>
+          <w:bCs/>
+          <w:noProof/>
+        </w:rPr>
+        <w:t>Example:</w:t>
+      </w:r>
+    </w:p>
+    <w:p>
+      <w:pPr>
+        <w:ind w:left="2160"/>
+        <w:rPr>
+          <w:b/>
+          <w:bCs/>
+          <w:noProof/>
+        </w:rPr>
+      </w:pPr>
+      <w:r>
+        <w:rPr>
+          <w:b/>
+          <w:bCs/>
+          <w:noProof/>
+        </w:rPr>
+        <w:t xml:space="preserve">SELECT </w:t>
+      </w:r>
+      <w:r>
+        <w:rPr>
+          <w:b/>
+          <w:bCs/>
+          <w:noProof/>
+        </w:rPr>
+        <w:tab/>
+      </w:r>
+    </w:p>
+    <w:p>
+      <w:pPr>
+        <w:ind w:left="2160"/>
+        <w:rPr>
+          <w:noProof/>
+        </w:rPr>
+      </w:pPr>
+      <w:r>
+        <w:rPr>
+          <w:noProof/>
+        </w:rPr>
+        <w:t xml:space="preserve">     </w:t>
+      </w:r>
+      <w:r>
+        <w:rPr>
+          <w:noProof/>
+        </w:rPr>
+        <w:t>orderdate,</w:t>
+      </w:r>
+    </w:p>
+    <w:p>
+      <w:pPr>
+        <w:ind w:left="2160"/>
+        <w:rPr>
+          <w:noProof/>
+        </w:rPr>
+      </w:pPr>
+      <w:r>
+        <w:rPr>
+          <w:noProof/>
+        </w:rPr>
+        <w:t xml:space="preserve">    '2025-02-13' as Hard_coded_date,</w:t>
+      </w:r>
+    </w:p>
+    <w:p>
+      <w:pPr>
+        <w:ind w:left="2160"/>
+        <w:rPr>
+          <w:noProof/>
+        </w:rPr>
+      </w:pPr>
+      <w:r>
+        <w:rPr>
+          <w:noProof/>
+        </w:rPr>
+        <w:t xml:space="preserve">    curdate() as Show_Current_date,</w:t>
+      </w:r>
+    </w:p>
+    <w:p>
+      <w:pPr>
+        <w:ind w:left="2160"/>
+        <w:rPr>
+          <w:noProof/>
+        </w:rPr>
+      </w:pPr>
+      <w:r>
+        <w:rPr>
+          <w:noProof/>
+        </w:rPr>
+        <w:t xml:space="preserve">    curtime() as Show_Current_time,</w:t>
+      </w:r>
+    </w:p>
+    <w:p>
+      <w:pPr>
+        <w:ind w:left="2160"/>
+        <w:rPr>
+          <w:noProof/>
+        </w:rPr>
+      </w:pPr>
+      <w:r>
+        <w:rPr>
+          <w:noProof/>
+        </w:rPr>
+        <w:t xml:space="preserve">    now() As Both_time_and_date,</w:t>
+      </w:r>
+    </w:p>
+    <w:p>
+      <w:pPr>
+        <w:ind w:left="2160"/>
+        <w:rPr>
+          <w:noProof/>
+        </w:rPr>
+      </w:pPr>
+      <w:r>
+        <w:rPr>
+          <w:noProof/>
+        </w:rPr>
+        <w:t xml:space="preserve">    current_timestamp() as time_and_date</w:t>
+      </w:r>
+    </w:p>
+    <w:p>
+      <w:pPr>
+        <w:ind w:left="2160"/>
+        <w:rPr>
+          <w:b/>
+          <w:bCs/>
+          <w:noProof/>
+        </w:rPr>
+      </w:pPr>
+      <w:r>
+        <w:rPr>
+          <w:b/>
+          <w:bCs/>
+          <w:noProof/>
+        </w:rPr>
+        <w:t xml:space="preserve">FROM </w:t>
+      </w:r>
+      <w:r>
+        <w:rPr>
+          <w:noProof/>
+        </w:rPr>
+        <w:t>timedb.shipments;</w:t>
+      </w:r>
+    </w:p>
+    <w:p>
+      <w:pPr>
+        <w:rPr>
+          <w:noProof/>
+        </w:rPr>
+      </w:pPr>
+      <w:r>
+        <w:rPr>
+          <w:noProof/>
+        </w:rPr>
+        <w:lastRenderedPageBreak/>
         <w:pict w14:anchorId="3B947B67">
-          <v:rect id="_x0000_i1076" style="width:0;height:1.5pt" o:hralign="center" o:hrstd="t" o:hrnoshade="t" o:hr="t" fillcolor="gray" stroked="f"/>
+          <v:rect id="_x0000_i1027" style="width:0;height:1.5pt" o:hralign="center" o:hrstd="t" o:hrnoshade="t" o:hr="t" fillcolor="gray" stroked="f"/>
         </w:pict>
       </w:r>
     </w:p>
@@ -547,7 +692,23 @@
           <w:bCs/>
           <w:noProof/>
         </w:rPr>
-        <w:t>1. Simple Extractors (YEAR, MONTH, DAY)</w:t>
+        <w:t>1. Simple Extractors (YEAR, MONTH, DAY</w:t>
+      </w:r>
+      <w:r>
+        <w:rPr>
+          <w:b/>
+          <w:bCs/>
+          <w:noProof/>
+        </w:rPr>
+        <w:t>,HOUR, MINUTE,SECOND</w:t>
+      </w:r>
+      <w:r>
+        <w:rPr>
+          <w:b/>
+          <w:bCs/>
+          <w:noProof/>
+        </w:rPr>
+        <w:t>)</w:t>
       </w:r>
     </w:p>
     <w:p>
@@ -655,50 +816,216 @@
           <w:bCs/>
           <w:noProof/>
         </w:rPr>
-        <w:lastRenderedPageBreak/>
         <w:t>Example:</w:t>
       </w:r>
     </w:p>
     <w:p>
       <w:pPr>
-        <w:ind w:left="1440"/>
-        <w:rPr>
-          <w:noProof/>
-        </w:rPr>
-      </w:pPr>
-      <w:r>
-        <w:rPr>
-          <w:noProof/>
-        </w:rPr>
-        <w:t>SELECT YEAR('2025-08-20');  -- Returns 2025</w:t>
-      </w:r>
-    </w:p>
-    <w:p>
-      <w:pPr>
-        <w:ind w:left="1440"/>
-        <w:rPr>
-          <w:noProof/>
-        </w:rPr>
-      </w:pPr>
-      <w:r>
-        <w:rPr>
-          <w:noProof/>
-        </w:rPr>
-        <w:t>SELECT MONTH('2025-08-20'); -- Returns 8</w:t>
-      </w:r>
-    </w:p>
-    <w:p>
-      <w:pPr>
-        <w:ind w:left="1440"/>
-        <w:rPr>
-          <w:noProof/>
-        </w:rPr>
-      </w:pPr>
-      <w:r>
-        <w:rPr>
-          <w:noProof/>
-        </w:rPr>
-        <w:t>SELECT DAY('2025-08-20');   -- Returns 20</w:t>
+        <w:ind w:left="2160"/>
+        <w:rPr>
+          <w:noProof/>
+        </w:rPr>
+      </w:pPr>
+      <w:r>
+        <w:rPr>
+          <w:noProof/>
+        </w:rPr>
+        <w:t xml:space="preserve">SELECT </w:t>
+      </w:r>
+      <w:r>
+        <w:rPr>
+          <w:noProof/>
+        </w:rPr>
+        <w:tab/>
+      </w:r>
+    </w:p>
+    <w:p>
+      <w:pPr>
+        <w:ind w:left="2160" w:firstLine="720"/>
+        <w:rPr>
+          <w:noProof/>
+        </w:rPr>
+      </w:pPr>
+      <w:r>
+        <w:rPr>
+          <w:noProof/>
+        </w:rPr>
+        <w:t xml:space="preserve">    </w:t>
+      </w:r>
+      <w:r>
+        <w:rPr>
+          <w:noProof/>
+        </w:rPr>
+        <w:t>Year(ShiftStart) as Year,</w:t>
+      </w:r>
+      <w:r>
+        <w:rPr>
+          <w:noProof/>
+        </w:rPr>
+        <w:t xml:space="preserve"> -- Give Year</w:t>
+      </w:r>
+    </w:p>
+    <w:p>
+      <w:pPr>
+        <w:ind w:left="2160" w:firstLine="720"/>
+        <w:rPr>
+          <w:noProof/>
+        </w:rPr>
+      </w:pPr>
+      <w:r>
+        <w:rPr>
+          <w:noProof/>
+        </w:rPr>
+        <w:t xml:space="preserve">    Month(ShiftStart) as Month,</w:t>
+      </w:r>
+      <w:r>
+        <w:rPr>
+          <w:noProof/>
+        </w:rPr>
+        <w:t xml:space="preserve"> -- Give Month</w:t>
+      </w:r>
+    </w:p>
+    <w:p>
+      <w:pPr>
+        <w:ind w:left="2160"/>
+        <w:rPr>
+          <w:noProof/>
+        </w:rPr>
+      </w:pPr>
+      <w:r>
+        <w:rPr>
+          <w:noProof/>
+        </w:rPr>
+        <w:t xml:space="preserve"> </w:t>
+      </w:r>
+      <w:r>
+        <w:rPr>
+          <w:noProof/>
+        </w:rPr>
+        <w:tab/>
+      </w:r>
+      <w:r>
+        <w:rPr>
+          <w:noProof/>
+        </w:rPr>
+        <w:t xml:space="preserve">   Day(ShiftStart) as Day,</w:t>
+      </w:r>
+      <w:r>
+        <w:rPr>
+          <w:noProof/>
+        </w:rPr>
+        <w:t xml:space="preserve"> -- Give Day</w:t>
+      </w:r>
+    </w:p>
+    <w:p>
+      <w:pPr>
+        <w:ind w:left="2160"/>
+        <w:rPr>
+          <w:noProof/>
+        </w:rPr>
+      </w:pPr>
+      <w:r>
+        <w:rPr>
+          <w:noProof/>
+        </w:rPr>
+        <w:t xml:space="preserve"> </w:t>
+      </w:r>
+      <w:r>
+        <w:rPr>
+          <w:noProof/>
+        </w:rPr>
+        <w:tab/>
+      </w:r>
+      <w:r>
+        <w:rPr>
+          <w:noProof/>
+        </w:rPr>
+        <w:t xml:space="preserve">   HOUR(ShiftStart) as Hour,</w:t>
+      </w:r>
+      <w:r>
+        <w:rPr>
+          <w:noProof/>
+        </w:rPr>
+        <w:t xml:space="preserve"> -- Give Hour</w:t>
+      </w:r>
+    </w:p>
+    <w:p>
+      <w:pPr>
+        <w:ind w:left="2160"/>
+        <w:rPr>
+          <w:noProof/>
+        </w:rPr>
+      </w:pPr>
+      <w:r>
+        <w:rPr>
+          <w:noProof/>
+        </w:rPr>
+        <w:t xml:space="preserve"> </w:t>
+      </w:r>
+      <w:r>
+        <w:rPr>
+          <w:noProof/>
+        </w:rPr>
+        <w:tab/>
+      </w:r>
+      <w:r>
+        <w:rPr>
+          <w:noProof/>
+        </w:rPr>
+        <w:t xml:space="preserve">   minute(ShiftStart) as 'MIN',</w:t>
+      </w:r>
+      <w:r>
+        <w:rPr>
+          <w:noProof/>
+        </w:rPr>
+        <w:t xml:space="preserve"> -- Give Minute</w:t>
+      </w:r>
+    </w:p>
+    <w:p>
+      <w:pPr>
+        <w:ind w:left="2160"/>
+        <w:rPr>
+          <w:noProof/>
+        </w:rPr>
+      </w:pPr>
+      <w:r>
+        <w:rPr>
+          <w:noProof/>
+        </w:rPr>
+        <w:t xml:space="preserve">  </w:t>
+      </w:r>
+      <w:r>
+        <w:rPr>
+          <w:noProof/>
+        </w:rPr>
+        <w:tab/>
+        <w:t xml:space="preserve"> </w:t>
+      </w:r>
+      <w:r>
+        <w:rPr>
+          <w:noProof/>
+        </w:rPr>
+        <w:t xml:space="preserve">  second(ShiftStart) as 'SEC'</w:t>
+      </w:r>
+      <w:r>
+        <w:rPr>
+          <w:noProof/>
+        </w:rPr>
+        <w:t xml:space="preserve"> -- Give Second</w:t>
+      </w:r>
+    </w:p>
+    <w:p>
+      <w:pPr>
+        <w:ind w:left="2160"/>
+        <w:rPr>
+          <w:noProof/>
+        </w:rPr>
+      </w:pPr>
+      <w:r>
+        <w:rPr>
+          <w:noProof/>
+        </w:rPr>
+        <w:t>From timedb.drivershifts;</w:t>
       </w:r>
     </w:p>
     <w:p>
@@ -976,6 +1303,7 @@
         <w:rPr>
           <w:noProof/>
         </w:rPr>
+        <w:lastRenderedPageBreak/>
         <w:t>SELECT MONTHNAME('2025-08-20'); -- Returns 'August'</w:t>
       </w:r>
     </w:p>
@@ -1182,6 +1510,16 @@
         </w:rPr>
         <w:t>You construct the format string using these codes:</w:t>
       </w:r>
+    </w:p>
+    <w:p>
+      <w:pPr>
+        <w:ind w:left="1440"/>
+        <w:rPr>
+          <w:b/>
+          <w:bCs/>
+          <w:noProof/>
+        </w:rPr>
+      </w:pPr>
     </w:p>
     <w:p>
       <w:pPr>
@@ -1245,7 +1583,6 @@
                 <w:szCs w:val="20"/>
                 <w:lang w:eastAsia="en-IN" w:bidi="hi-IN"/>
               </w:rPr>
-              <w:lastRenderedPageBreak/>
               <w:t>Code</w:t>
             </w:r>
           </w:p>
@@ -2388,6 +2725,7 @@
         <w:rPr>
           <w:noProof/>
         </w:rPr>
+        <w:lastRenderedPageBreak/>
         <w:t>Just like dates, you can use DATE_FORMAT to customize how time looks (e.g., converting 24-hour time to 12-hour AM/PM).</w:t>
       </w:r>
     </w:p>
@@ -3037,7 +3375,6 @@
           <w:bCs/>
           <w:noProof/>
         </w:rPr>
-        <w:lastRenderedPageBreak/>
         <w:t>Query:</w:t>
       </w:r>
     </w:p>
@@ -3251,7 +3588,7 @@
           <w:noProof/>
         </w:rPr>
         <w:pict w14:anchorId="4A4EF6C2">
-          <v:rect id="_x0000_i1077" style="width:0;height:1.5pt" o:hralign="center" o:hrstd="t" o:hrnoshade="t" o:hr="t" fillcolor="gray" stroked="f"/>
+          <v:rect id="_x0000_i1028" style="width:0;height:1.5pt" o:hralign="center" o:hrstd="t" o:hrnoshade="t" o:hr="t" fillcolor="gray" stroked="f"/>
         </w:pict>
       </w:r>
     </w:p>
@@ -3299,6 +3636,7 @@
         <w:rPr>
           <w:noProof/>
         </w:rPr>
+        <w:lastRenderedPageBreak/>
         <w:t>Raw timestamps are unique (down to the second), so they cannot be grouped easily. Analysts extract parts to group data.</w:t>
       </w:r>
     </w:p>
@@ -3500,7 +3838,7 @@
           <w:noProof/>
         </w:rPr>
         <w:pict w14:anchorId="525D503C">
-          <v:rect id="_x0000_i1078" style="width:0;height:1.5pt" o:hralign="center" o:hrstd="t" o:hrnoshade="t" o:hr="t" fillcolor="gray" stroked="f"/>
+          <v:rect id="_x0000_i1029" style="width:0;height:1.5pt" o:hralign="center" o:hrstd="t" o:hrnoshade="t" o:hr="t" fillcolor="gray" stroked="f"/>
         </w:pict>
       </w:r>
     </w:p>
@@ -3512,43 +3850,25 @@
           <w:noProof/>
         </w:rPr>
       </w:pPr>
-    </w:p>
-    <w:p>
-      <w:pPr>
-        <w:rPr>
-          <w:b/>
-          <w:bCs/>
-          <w:noProof/>
-        </w:rPr>
-      </w:pPr>
-    </w:p>
-    <w:p>
-      <w:pPr>
-        <w:rPr>
-          <w:b/>
-          <w:bCs/>
-          <w:noProof/>
-        </w:rPr>
-      </w:pPr>
-      <w:r>
-        <w:rPr>
-          <w:b/>
-          <w:bCs/>
-          <w:noProof/>
-        </w:rPr>
-        <w:lastRenderedPageBreak/>
+      <w:r>
+        <w:rPr>
+          <w:b/>
+          <w:bCs/>
+          <w:noProof/>
+        </w:rPr>
         <w:t>V. MySQL Decision Cheat Sheet</w:t>
       </w:r>
     </w:p>
     <w:tbl>
       <w:tblPr>
         <w:tblStyle w:val="TableGrid"/>
-        <w:tblW w:w="9415" w:type="dxa"/>
+        <w:tblW w:w="9704" w:type="dxa"/>
+        <w:tblInd w:w="-289" w:type="dxa"/>
         <w:tblLook w:val="04A0" w:firstRow="1" w:lastRow="0" w:firstColumn="1" w:lastColumn="0" w:noHBand="0" w:noVBand="1"/>
       </w:tblPr>
       <w:tblGrid>
-        <w:gridCol w:w="2830"/>
-        <w:gridCol w:w="4274"/>
+        <w:gridCol w:w="2411"/>
+        <w:gridCol w:w="4982"/>
         <w:gridCol w:w="2311"/>
       </w:tblGrid>
       <w:tr>
@@ -3557,7 +3877,7 @@
         </w:trPr>
         <w:tc>
           <w:tcPr>
-            <w:tcW w:w="2830" w:type="dxa"/>
+            <w:tcW w:w="2411" w:type="dxa"/>
             <w:hideMark/>
           </w:tcPr>
           <w:p>
@@ -3580,7 +3900,7 @@
         </w:tc>
         <w:tc>
           <w:tcPr>
-            <w:tcW w:w="4274" w:type="dxa"/>
+            <w:tcW w:w="4982" w:type="dxa"/>
             <w:hideMark/>
           </w:tcPr>
           <w:p>
@@ -3631,7 +3951,7 @@
         </w:trPr>
         <w:tc>
           <w:tcPr>
-            <w:tcW w:w="2830" w:type="dxa"/>
+            <w:tcW w:w="2411" w:type="dxa"/>
             <w:hideMark/>
           </w:tcPr>
           <w:p>
@@ -3653,7 +3973,7 @@
         </w:tc>
         <w:tc>
           <w:tcPr>
-            <w:tcW w:w="4274" w:type="dxa"/>
+            <w:tcW w:w="4982" w:type="dxa"/>
             <w:hideMark/>
           </w:tcPr>
           <w:p>
@@ -3698,7 +4018,7 @@
         </w:trPr>
         <w:tc>
           <w:tcPr>
-            <w:tcW w:w="2830" w:type="dxa"/>
+            <w:tcW w:w="2411" w:type="dxa"/>
             <w:hideMark/>
           </w:tcPr>
           <w:p>
@@ -3720,7 +4040,7 @@
         </w:tc>
         <w:tc>
           <w:tcPr>
-            <w:tcW w:w="4274" w:type="dxa"/>
+            <w:tcW w:w="4982" w:type="dxa"/>
             <w:hideMark/>
           </w:tcPr>
           <w:p>
@@ -3735,6 +4055,12 @@
                 <w:noProof/>
               </w:rPr>
               <w:t>YEAR(), MONTH(), DAY()</w:t>
+            </w:r>
+            <w:r>
+              <w:rPr>
+                <w:noProof/>
+              </w:rPr>
+              <w:t>,</w:t>
             </w:r>
           </w:p>
         </w:tc>
@@ -3765,7 +4091,70 @@
         </w:trPr>
         <w:tc>
           <w:tcPr>
-            <w:tcW w:w="2830" w:type="dxa"/>
+            <w:tcW w:w="2411" w:type="dxa"/>
+          </w:tcPr>
+          <w:p>
+            <w:pPr>
+              <w:rPr>
+                <w:b/>
+                <w:bCs/>
+                <w:noProof/>
+              </w:rPr>
+            </w:pPr>
+            <w:r>
+              <w:rPr>
+                <w:b/>
+                <w:bCs/>
+                <w:noProof/>
+              </w:rPr>
+              <w:t>Get Hour/Min/SEC</w:t>
+            </w:r>
+          </w:p>
+        </w:tc>
+        <w:tc>
+          <w:tcPr>
+            <w:tcW w:w="4982" w:type="dxa"/>
+          </w:tcPr>
+          <w:p>
+            <w:pPr>
+              <w:rPr>
+                <w:noProof/>
+              </w:rPr>
+            </w:pPr>
+            <w:r>
+              <w:rPr>
+                <w:noProof/>
+              </w:rPr>
+              <w:t>HOUR(), MINUTE(), SECOND()</w:t>
+            </w:r>
+          </w:p>
+        </w:tc>
+        <w:tc>
+          <w:tcPr>
+            <w:tcW w:w="2311" w:type="dxa"/>
+          </w:tcPr>
+          <w:p>
+            <w:pPr>
+              <w:rPr>
+                <w:noProof/>
+              </w:rPr>
+            </w:pPr>
+            <w:r>
+              <w:rPr>
+                <w:noProof/>
+              </w:rPr>
+              <w:t>Number</w:t>
+            </w:r>
+          </w:p>
+        </w:tc>
+      </w:tr>
+      <w:tr>
+        <w:trPr>
+          <w:trHeight w:val="459"/>
+        </w:trPr>
+        <w:tc>
+          <w:tcPr>
+            <w:tcW w:w="2411" w:type="dxa"/>
             <w:hideMark/>
           </w:tcPr>
           <w:p>
@@ -3787,7 +4176,7 @@
         </w:tc>
         <w:tc>
           <w:tcPr>
-            <w:tcW w:w="4274" w:type="dxa"/>
+            <w:tcW w:w="4982" w:type="dxa"/>
             <w:hideMark/>
           </w:tcPr>
           <w:p>
@@ -3832,7 +4221,7 @@
         </w:trPr>
         <w:tc>
           <w:tcPr>
-            <w:tcW w:w="2830" w:type="dxa"/>
+            <w:tcW w:w="2411" w:type="dxa"/>
             <w:hideMark/>
           </w:tcPr>
           <w:p>
@@ -3854,7 +4243,7 @@
         </w:tc>
         <w:tc>
           <w:tcPr>
-            <w:tcW w:w="4274" w:type="dxa"/>
+            <w:tcW w:w="4982" w:type="dxa"/>
             <w:hideMark/>
           </w:tcPr>
           <w:p>
@@ -3899,7 +4288,7 @@
         </w:trPr>
         <w:tc>
           <w:tcPr>
-            <w:tcW w:w="2830" w:type="dxa"/>
+            <w:tcW w:w="2411" w:type="dxa"/>
             <w:hideMark/>
           </w:tcPr>
           <w:p>
@@ -3921,7 +4310,7 @@
         </w:tc>
         <w:tc>
           <w:tcPr>
-            <w:tcW w:w="4274" w:type="dxa"/>
+            <w:tcW w:w="4982" w:type="dxa"/>
             <w:hideMark/>
           </w:tcPr>
           <w:p>
@@ -3966,7 +4355,7 @@
         </w:trPr>
         <w:tc>
           <w:tcPr>
-            <w:tcW w:w="2830" w:type="dxa"/>
+            <w:tcW w:w="2411" w:type="dxa"/>
             <w:hideMark/>
           </w:tcPr>
           <w:p>
@@ -3988,7 +4377,7 @@
         </w:tc>
         <w:tc>
           <w:tcPr>
-            <w:tcW w:w="4274" w:type="dxa"/>
+            <w:tcW w:w="4982" w:type="dxa"/>
             <w:hideMark/>
           </w:tcPr>
           <w:p>
@@ -4033,7 +4422,7 @@
         </w:trPr>
         <w:tc>
           <w:tcPr>
-            <w:tcW w:w="2830" w:type="dxa"/>
+            <w:tcW w:w="2411" w:type="dxa"/>
             <w:hideMark/>
           </w:tcPr>
           <w:p>
@@ -4049,13 +4438,13 @@
                 <w:bCs/>
                 <w:noProof/>
               </w:rPr>
-              <w:t>Truncate/Roll Up</w:t>
+              <w:t xml:space="preserve">Date/Time Formating </w:t>
             </w:r>
           </w:p>
         </w:tc>
         <w:tc>
           <w:tcPr>
-            <w:tcW w:w="4274" w:type="dxa"/>
+            <w:tcW w:w="4982" w:type="dxa"/>
             <w:hideMark/>
           </w:tcPr>
           <w:p>
@@ -4069,7 +4458,33 @@
               <w:rPr>
                 <w:noProof/>
               </w:rPr>
-              <w:t>DATE_FORMAT(date, '%Y-%m-01')</w:t>
+              <w:t>DATE_FORMAT(date, '%Y-%m-</w:t>
+            </w:r>
+            <w:r>
+              <w:rPr>
+                <w:noProof/>
+              </w:rPr>
+              <w:t>%d</w:t>
+            </w:r>
+            <w:r>
+              <w:rPr>
+                <w:noProof/>
+              </w:rPr>
+              <w:t>')</w:t>
+            </w:r>
+          </w:p>
+          <w:p>
+            <w:pPr>
+              <w:spacing w:after="160" w:line="259" w:lineRule="auto"/>
+              <w:rPr>
+                <w:noProof/>
+              </w:rPr>
+            </w:pPr>
+            <w:r>
+              <w:rPr>
+                <w:noProof/>
+              </w:rPr>
+              <w:t>TIME_FORMAT(time, ‘%h:%i %p’)</w:t>
             </w:r>
           </w:p>
         </w:tc>
@@ -4089,7 +4504,1462 @@
               <w:rPr>
                 <w:noProof/>
               </w:rPr>
-              <w:t>String/Date</w:t>
+              <w:t>(2025-11-23)</w:t>
+            </w:r>
+          </w:p>
+          <w:p>
+            <w:pPr>
+              <w:spacing w:after="160" w:line="259" w:lineRule="auto"/>
+              <w:rPr>
+                <w:noProof/>
+              </w:rPr>
+            </w:pPr>
+            <w:r>
+              <w:rPr>
+                <w:noProof/>
+              </w:rPr>
+              <w:t>(02:30 PM)</w:t>
+            </w:r>
+          </w:p>
+        </w:tc>
+      </w:tr>
+    </w:tbl>
+    <w:p>
+      <w:pPr>
+        <w:rPr>
+          <w:noProof/>
+        </w:rPr>
+      </w:pPr>
+      <w:r>
+        <w:rPr>
+          <w:noProof/>
+        </w:rPr>
+        <w:pict w14:anchorId="0E1E3486">
+          <v:rect id="_x0000_i1030" style="width:0;height:1.5pt" o:hralign="center" o:hrstd="t" o:hrnoshade="t" o:hr="t" fillcolor="gray" stroked="f"/>
+        </w:pict>
+      </w:r>
+    </w:p>
+    <w:p>
+      <w:pPr>
+        <w:rPr>
+          <w:b/>
+          <w:bCs/>
+          <w:noProof/>
+          <w:sz w:val="28"/>
+          <w:szCs w:val="28"/>
+        </w:rPr>
+      </w:pPr>
+      <w:r>
+        <w:rPr>
+          <w:b/>
+          <w:bCs/>
+          <w:noProof/>
+          <w:sz w:val="28"/>
+          <w:szCs w:val="28"/>
+        </w:rPr>
+        <w:t>1. Adding &amp; Subtracting Time (DATE_ADD)</w:t>
+      </w:r>
+    </w:p>
+    <w:p>
+      <w:pPr>
+        <w:rPr>
+          <w:b/>
+          <w:bCs/>
+          <w:noProof/>
+        </w:rPr>
+      </w:pPr>
+      <w:r>
+        <w:rPr>
+          <w:b/>
+          <w:bCs/>
+          <w:noProof/>
+        </w:rPr>
+        <w:t>What is it?</w:t>
+      </w:r>
+    </w:p>
+    <w:p>
+      <w:pPr>
+        <w:rPr>
+          <w:noProof/>
+        </w:rPr>
+      </w:pPr>
+      <w:r>
+        <w:rPr>
+          <w:noProof/>
+        </w:rPr>
+        <w:t>The DATE_ADD function is used to add a specific time interval (like years, months, or days) to a date.</w:t>
+      </w:r>
+    </w:p>
+    <w:p>
+      <w:pPr>
+        <w:rPr>
+          <w:b/>
+          <w:bCs/>
+          <w:noProof/>
+        </w:rPr>
+      </w:pPr>
+      <w:r>
+        <w:rPr>
+          <w:b/>
+          <w:bCs/>
+          <w:noProof/>
+        </w:rPr>
+        <w:t>How it Works</w:t>
+      </w:r>
+    </w:p>
+    <w:p>
+      <w:pPr>
+        <w:numPr>
+          <w:ilvl w:val="0"/>
+          <w:numId w:val="32"/>
+        </w:numPr>
+        <w:rPr>
+          <w:noProof/>
+        </w:rPr>
+      </w:pPr>
+      <w:r>
+        <w:rPr>
+          <w:b/>
+          <w:bCs/>
+          <w:noProof/>
+        </w:rPr>
+        <w:lastRenderedPageBreak/>
+        <w:t>Addition:</w:t>
+      </w:r>
+      <w:r>
+        <w:rPr>
+          <w:noProof/>
+        </w:rPr>
+        <w:t xml:space="preserve"> You specify a positive number (e.g., INTERVAL 1 YEAR).</w:t>
+      </w:r>
+    </w:p>
+    <w:p>
+      <w:pPr>
+        <w:numPr>
+          <w:ilvl w:val="0"/>
+          <w:numId w:val="32"/>
+        </w:numPr>
+        <w:rPr>
+          <w:noProof/>
+        </w:rPr>
+      </w:pPr>
+      <w:r>
+        <w:rPr>
+          <w:b/>
+          <w:bCs/>
+          <w:noProof/>
+        </w:rPr>
+        <w:t>Subtraction:</w:t>
+      </w:r>
+      <w:r>
+        <w:rPr>
+          <w:noProof/>
+        </w:rPr>
+        <w:t xml:space="preserve"> You specify a negative number (e.g., INTERVAL -1 YEAR) or use the DATE_SUB function.</w:t>
+      </w:r>
+    </w:p>
+    <w:p>
+      <w:pPr>
+        <w:numPr>
+          <w:ilvl w:val="0"/>
+          <w:numId w:val="32"/>
+        </w:numPr>
+        <w:rPr>
+          <w:noProof/>
+        </w:rPr>
+      </w:pPr>
+      <w:r>
+        <w:rPr>
+          <w:noProof/>
+        </w:rPr>
+        <w:t>It is smart enough to handle day/month overflows (e.g., adding 1 month to Jan 30th handles Feb 28th/29th automatically).</w:t>
+      </w:r>
+    </w:p>
+    <w:p>
+      <w:pPr>
+        <w:rPr>
+          <w:b/>
+          <w:bCs/>
+          <w:noProof/>
+        </w:rPr>
+      </w:pPr>
+      <w:r>
+        <w:rPr>
+          <w:b/>
+          <w:bCs/>
+          <w:noProof/>
+        </w:rPr>
+        <w:t>Syntax</w:t>
+      </w:r>
+    </w:p>
+    <w:p>
+      <w:pPr>
+        <w:ind w:firstLine="720"/>
+        <w:rPr>
+          <w:noProof/>
+        </w:rPr>
+      </w:pPr>
+      <w:r>
+        <w:rPr>
+          <w:noProof/>
+        </w:rPr>
+        <w:t>DATE_ADD(date, INTERVAL value unit)</w:t>
+      </w:r>
+    </w:p>
+    <w:p>
+      <w:pPr>
+        <w:rPr>
+          <w:b/>
+          <w:bCs/>
+          <w:noProof/>
+        </w:rPr>
+      </w:pPr>
+      <w:r>
+        <w:rPr>
+          <w:b/>
+          <w:bCs/>
+          <w:noProof/>
+        </w:rPr>
+        <w:t>Examples</w:t>
+      </w:r>
+    </w:p>
+    <w:p>
+      <w:pPr>
+        <w:numPr>
+          <w:ilvl w:val="0"/>
+          <w:numId w:val="33"/>
+        </w:numPr>
+        <w:rPr>
+          <w:noProof/>
+        </w:rPr>
+      </w:pPr>
+      <w:r>
+        <w:rPr>
+          <w:b/>
+          <w:bCs/>
+          <w:noProof/>
+        </w:rPr>
+        <w:t>Add 2 Years:</w:t>
+      </w:r>
+    </w:p>
+    <w:p>
+      <w:pPr>
+        <w:ind w:firstLine="720"/>
+        <w:rPr>
+          <w:noProof/>
+        </w:rPr>
+      </w:pPr>
+      <w:r>
+        <w:rPr>
+          <w:noProof/>
+        </w:rPr>
+        <w:t>SELECT DATE_ADD(order_date, INTERVAL 2 YEAR);</w:t>
+      </w:r>
+    </w:p>
+    <w:p>
+      <w:pPr>
+        <w:numPr>
+          <w:ilvl w:val="0"/>
+          <w:numId w:val="33"/>
+        </w:numPr>
+        <w:rPr>
+          <w:noProof/>
+        </w:rPr>
+      </w:pPr>
+      <w:r>
+        <w:rPr>
+          <w:b/>
+          <w:bCs/>
+          <w:noProof/>
+        </w:rPr>
+        <w:t>Subtract 10 Days:</w:t>
+      </w:r>
+    </w:p>
+    <w:p>
+      <w:pPr>
+        <w:ind w:firstLine="720"/>
+        <w:rPr>
+          <w:noProof/>
+        </w:rPr>
+      </w:pPr>
+      <w:r>
+        <w:rPr>
+          <w:noProof/>
+        </w:rPr>
+        <w:t>SELECT DATE_ADD(order_date, INTERVAL -10 DAY);</w:t>
+      </w:r>
+    </w:p>
+    <w:p>
+      <w:pPr>
+        <w:rPr>
+          <w:noProof/>
+        </w:rPr>
+      </w:pPr>
+      <w:r>
+        <w:rPr>
+          <w:noProof/>
+        </w:rPr>
+        <w:pict w14:anchorId="37D19E5F">
+          <v:rect id="_x0000_i1031" style="width:0;height:1.5pt" o:hralign="center" o:hrstd="t" o:hrnoshade="t" o:hr="t" fillcolor="gray" stroked="f"/>
+        </w:pict>
+      </w:r>
+    </w:p>
+    <w:p>
+      <w:pPr>
+        <w:rPr>
+          <w:b/>
+          <w:bCs/>
+          <w:noProof/>
+        </w:rPr>
+      </w:pPr>
+      <w:r>
+        <w:rPr>
+          <w:b/>
+          <w:bCs/>
+          <w:noProof/>
+        </w:rPr>
+        <w:t>2. Calculating the Difference (DATEDIFF &amp; TIMESTAMPDIFF)</w:t>
+      </w:r>
+    </w:p>
+    <w:p>
+      <w:pPr>
+        <w:rPr>
+          <w:b/>
+          <w:bCs/>
+          <w:noProof/>
+        </w:rPr>
+      </w:pPr>
+      <w:r>
+        <w:rPr>
+          <w:b/>
+          <w:bCs/>
+          <w:noProof/>
+        </w:rPr>
+        <w:t>A. Difference in Days (DATEDIFF)</w:t>
+      </w:r>
+    </w:p>
+    <w:p>
+      <w:pPr>
+        <w:numPr>
+          <w:ilvl w:val="0"/>
+          <w:numId w:val="34"/>
+        </w:numPr>
+        <w:rPr>
+          <w:noProof/>
+        </w:rPr>
+      </w:pPr>
+      <w:r>
+        <w:rPr>
+          <w:b/>
+          <w:bCs/>
+          <w:noProof/>
+        </w:rPr>
+        <w:t>Definition:</w:t>
+      </w:r>
+      <w:r>
+        <w:rPr>
+          <w:noProof/>
+        </w:rPr>
+        <w:t xml:space="preserve"> Returns the difference strictly in </w:t>
+      </w:r>
+      <w:r>
+        <w:rPr>
+          <w:b/>
+          <w:bCs/>
+          <w:noProof/>
+        </w:rPr>
+        <w:t>days</w:t>
+      </w:r>
+      <w:r>
+        <w:rPr>
+          <w:noProof/>
+        </w:rPr>
+        <w:t>.</w:t>
+      </w:r>
+    </w:p>
+    <w:p>
+      <w:pPr>
+        <w:numPr>
+          <w:ilvl w:val="0"/>
+          <w:numId w:val="34"/>
+        </w:numPr>
+        <w:rPr>
+          <w:noProof/>
+        </w:rPr>
+      </w:pPr>
+      <w:r>
+        <w:rPr>
+          <w:b/>
+          <w:bCs/>
+          <w:noProof/>
+        </w:rPr>
+        <w:t>Syntax:</w:t>
+      </w:r>
+      <w:r>
+        <w:rPr>
+          <w:noProof/>
+        </w:rPr>
+        <w:t xml:space="preserve"> DATEDIFF(end_date, start_date) (</w:t>
+      </w:r>
+      <w:r>
+        <w:rPr>
+          <w:b/>
+          <w:bCs/>
+          <w:noProof/>
+        </w:rPr>
+        <w:t>Note:</w:t>
+      </w:r>
+      <w:r>
+        <w:rPr>
+          <w:noProof/>
+        </w:rPr>
+        <w:t xml:space="preserve"> The later date comes </w:t>
+      </w:r>
+      <w:r>
+        <w:rPr>
+          <w:i/>
+          <w:iCs/>
+          <w:noProof/>
+        </w:rPr>
+        <w:t>first</w:t>
+      </w:r>
+      <w:r>
+        <w:rPr>
+          <w:noProof/>
+        </w:rPr>
+        <w:t>).</w:t>
+      </w:r>
+    </w:p>
+    <w:p>
+      <w:pPr>
+        <w:numPr>
+          <w:ilvl w:val="0"/>
+          <w:numId w:val="34"/>
+        </w:numPr>
+        <w:rPr>
+          <w:noProof/>
+        </w:rPr>
+      </w:pPr>
+      <w:r>
+        <w:rPr>
+          <w:b/>
+          <w:bCs/>
+          <w:noProof/>
+        </w:rPr>
+        <w:t>Example:</w:t>
+      </w:r>
+      <w:r>
+        <w:rPr>
+          <w:noProof/>
+        </w:rPr>
+        <w:t xml:space="preserve"> Find the number of days between an order and its shipment.</w:t>
+      </w:r>
+    </w:p>
+    <w:p>
+      <w:pPr>
+        <w:ind w:left="720" w:firstLine="720"/>
+        <w:rPr>
+          <w:noProof/>
+        </w:rPr>
+      </w:pPr>
+      <w:r>
+        <w:rPr>
+          <w:noProof/>
+        </w:rPr>
+        <w:t>SELECT DATEDIFF(shipping_date, order_date);</w:t>
+      </w:r>
+    </w:p>
+    <w:p>
+      <w:pPr>
+        <w:rPr>
+          <w:b/>
+          <w:bCs/>
+          <w:noProof/>
+        </w:rPr>
+      </w:pPr>
+      <w:r>
+        <w:rPr>
+          <w:b/>
+          <w:bCs/>
+          <w:noProof/>
+        </w:rPr>
+        <w:t>B. Difference in Other Units (TIMESTAMPDIFF)</w:t>
+      </w:r>
+    </w:p>
+    <w:p>
+      <w:pPr>
+        <w:numPr>
+          <w:ilvl w:val="0"/>
+          <w:numId w:val="35"/>
+        </w:numPr>
+        <w:rPr>
+          <w:noProof/>
+        </w:rPr>
+      </w:pPr>
+      <w:r>
+        <w:rPr>
+          <w:b/>
+          <w:bCs/>
+          <w:noProof/>
+        </w:rPr>
+        <w:t>Definition:</w:t>
+      </w:r>
+      <w:r>
+        <w:rPr>
+          <w:noProof/>
+        </w:rPr>
+        <w:t xml:space="preserve"> Returns the difference in </w:t>
+      </w:r>
+      <w:r>
+        <w:rPr>
+          <w:b/>
+          <w:bCs/>
+          <w:noProof/>
+        </w:rPr>
+        <w:t>Years, Months, Weeks, etc.</w:t>
+      </w:r>
+    </w:p>
+    <w:p>
+      <w:pPr>
+        <w:numPr>
+          <w:ilvl w:val="0"/>
+          <w:numId w:val="35"/>
+        </w:numPr>
+        <w:rPr>
+          <w:noProof/>
+        </w:rPr>
+      </w:pPr>
+      <w:r>
+        <w:rPr>
+          <w:b/>
+          <w:bCs/>
+          <w:noProof/>
+        </w:rPr>
+        <w:t>Syntax:</w:t>
+      </w:r>
+      <w:r>
+        <w:rPr>
+          <w:noProof/>
+        </w:rPr>
+        <w:t xml:space="preserve"> TIMESTAMPDIFF(unit, start_date, end_date)</w:t>
+      </w:r>
+    </w:p>
+    <w:p>
+      <w:pPr>
+        <w:numPr>
+          <w:ilvl w:val="0"/>
+          <w:numId w:val="35"/>
+        </w:numPr>
+        <w:rPr>
+          <w:noProof/>
+        </w:rPr>
+      </w:pPr>
+      <w:r>
+        <w:rPr>
+          <w:b/>
+          <w:bCs/>
+          <w:noProof/>
+        </w:rPr>
+        <w:t>Example (Calculating Age):</w:t>
+      </w:r>
+      <w:r>
+        <w:rPr>
+          <w:noProof/>
+        </w:rPr>
+        <w:t xml:space="preserve"> Find the difference in </w:t>
+      </w:r>
+      <w:r>
+        <w:rPr>
+          <w:b/>
+          <w:bCs/>
+          <w:noProof/>
+        </w:rPr>
+        <w:t>years</w:t>
+      </w:r>
+      <w:r>
+        <w:rPr>
+          <w:noProof/>
+        </w:rPr>
+        <w:t xml:space="preserve"> between birth date and today.</w:t>
+      </w:r>
+    </w:p>
+    <w:p>
+      <w:pPr>
+        <w:ind w:left="720" w:firstLine="720"/>
+        <w:rPr>
+          <w:noProof/>
+        </w:rPr>
+      </w:pPr>
+      <w:r>
+        <w:rPr>
+          <w:noProof/>
+        </w:rPr>
+        <w:t>SELECT TIMESTAMPDIFF(YEAR, birth_date, NOW());</w:t>
+      </w:r>
+    </w:p>
+    <w:p>
+      <w:pPr>
+        <w:rPr>
+          <w:b/>
+          <w:bCs/>
+          <w:noProof/>
+        </w:rPr>
+      </w:pPr>
+      <w:r>
+        <w:rPr>
+          <w:b/>
+          <w:bCs/>
+          <w:noProof/>
+        </w:rPr>
+        <w:t>C. Advanced Example: Time Gap Analysis</w:t>
+      </w:r>
+    </w:p>
+    <w:p>
+      <w:pPr>
+        <w:numPr>
+          <w:ilvl w:val="0"/>
+          <w:numId w:val="36"/>
+        </w:numPr>
+        <w:rPr>
+          <w:noProof/>
+        </w:rPr>
+      </w:pPr>
+      <w:r>
+        <w:rPr>
+          <w:b/>
+          <w:bCs/>
+          <w:noProof/>
+        </w:rPr>
+        <w:t>Task:</w:t>
+      </w:r>
+      <w:r>
+        <w:rPr>
+          <w:noProof/>
+        </w:rPr>
+        <w:t xml:space="preserve"> Find the number of days between a customer's </w:t>
+      </w:r>
+      <w:r>
+        <w:rPr>
+          <w:b/>
+          <w:bCs/>
+          <w:noProof/>
+        </w:rPr>
+        <w:t>current order</w:t>
+      </w:r>
+      <w:r>
+        <w:rPr>
+          <w:noProof/>
+        </w:rPr>
+        <w:t xml:space="preserve"> and their </w:t>
+      </w:r>
+      <w:r>
+        <w:rPr>
+          <w:b/>
+          <w:bCs/>
+          <w:noProof/>
+        </w:rPr>
+        <w:t>previous order</w:t>
+      </w:r>
+      <w:r>
+        <w:rPr>
+          <w:noProof/>
+        </w:rPr>
+        <w:t>.</w:t>
+      </w:r>
+    </w:p>
+    <w:p>
+      <w:pPr>
+        <w:numPr>
+          <w:ilvl w:val="0"/>
+          <w:numId w:val="36"/>
+        </w:numPr>
+        <w:rPr>
+          <w:noProof/>
+        </w:rPr>
+      </w:pPr>
+      <w:r>
+        <w:rPr>
+          <w:b/>
+          <w:bCs/>
+          <w:noProof/>
+        </w:rPr>
+        <w:t>Logic:</w:t>
+      </w:r>
+      <w:r>
+        <w:rPr>
+          <w:noProof/>
+        </w:rPr>
+        <w:t xml:space="preserve"> We use the LAG() window function to get the "previous" date on the same row, then calculate the difference.</w:t>
+      </w:r>
+    </w:p>
+    <w:p>
+      <w:pPr>
+        <w:ind w:left="720"/>
+        <w:rPr>
+          <w:noProof/>
+        </w:rPr>
+      </w:pPr>
+      <w:r>
+        <w:rPr>
+          <w:noProof/>
+        </w:rPr>
+        <w:t>SELECT</w:t>
+      </w:r>
+    </w:p>
+    <w:p>
+      <w:pPr>
+        <w:ind w:left="720"/>
+        <w:rPr>
+          <w:noProof/>
+        </w:rPr>
+      </w:pPr>
+      <w:r>
+        <w:rPr>
+          <w:noProof/>
+        </w:rPr>
+        <w:t xml:space="preserve">    order_id,</w:t>
+      </w:r>
+    </w:p>
+    <w:p>
+      <w:pPr>
+        <w:ind w:left="720"/>
+        <w:rPr>
+          <w:noProof/>
+        </w:rPr>
+      </w:pPr>
+      <w:r>
+        <w:rPr>
+          <w:noProof/>
+        </w:rPr>
+        <w:lastRenderedPageBreak/>
+        <w:t xml:space="preserve">    DATEDIFF(order_date, LAG(order_date) OVER (ORDER BY order_date)) AS days_since_last_order</w:t>
+      </w:r>
+    </w:p>
+    <w:p>
+      <w:pPr>
+        <w:ind w:left="720"/>
+        <w:rPr>
+          <w:noProof/>
+        </w:rPr>
+      </w:pPr>
+      <w:r>
+        <w:rPr>
+          <w:noProof/>
+        </w:rPr>
+        <w:t>FROM orders;</w:t>
+      </w:r>
+    </w:p>
+    <w:p>
+      <w:pPr>
+        <w:rPr>
+          <w:noProof/>
+        </w:rPr>
+      </w:pPr>
+      <w:r>
+        <w:rPr>
+          <w:noProof/>
+        </w:rPr>
+        <w:pict w14:anchorId="7FB563FF">
+          <v:rect id="_x0000_i1032" style="width:0;height:1.5pt" o:hralign="center" o:hrstd="t" o:hrnoshade="t" o:hr="t" fillcolor="gray" stroked="f"/>
+        </w:pict>
+      </w:r>
+    </w:p>
+    <w:p>
+      <w:pPr>
+        <w:rPr>
+          <w:b/>
+          <w:bCs/>
+          <w:noProof/>
+        </w:rPr>
+      </w:pPr>
+      <w:r>
+        <w:rPr>
+          <w:b/>
+          <w:bCs/>
+          <w:noProof/>
+        </w:rPr>
+        <w:t xml:space="preserve">3. Date Validation </w:t>
+      </w:r>
+      <w:r>
+        <w:rPr>
+          <w:b/>
+          <w:bCs/>
+          <w:noProof/>
+        </w:rPr>
+        <w:t>STR_TO_DATE().</w:t>
+      </w:r>
+    </w:p>
+    <w:p>
+      <w:pPr>
+        <w:rPr>
+          <w:b/>
+          <w:bCs/>
+          <w:noProof/>
+        </w:rPr>
+      </w:pPr>
+      <w:r>
+        <w:rPr>
+          <w:b/>
+          <w:bCs/>
+          <w:noProof/>
+        </w:rPr>
+        <w:t>How it Works</w:t>
+      </w:r>
+    </w:p>
+    <w:p>
+      <w:pPr>
+        <w:rPr>
+          <w:noProof/>
+        </w:rPr>
+      </w:pPr>
+      <w:r>
+        <w:rPr>
+          <w:noProof/>
+        </w:rPr>
+        <w:t>We use STR_TO_DATE().</w:t>
+      </w:r>
+    </w:p>
+    <w:p>
+      <w:pPr>
+        <w:numPr>
+          <w:ilvl w:val="0"/>
+          <w:numId w:val="37"/>
+        </w:numPr>
+        <w:rPr>
+          <w:noProof/>
+        </w:rPr>
+      </w:pPr>
+      <w:r>
+        <w:rPr>
+          <w:noProof/>
+        </w:rPr>
+        <w:t xml:space="preserve">If the date is </w:t>
+      </w:r>
+      <w:r>
+        <w:rPr>
+          <w:b/>
+          <w:bCs/>
+          <w:noProof/>
+        </w:rPr>
+        <w:t>valid</w:t>
+      </w:r>
+      <w:r>
+        <w:rPr>
+          <w:noProof/>
+        </w:rPr>
+        <w:t>, it returns the date.</w:t>
+      </w:r>
+    </w:p>
+    <w:p>
+      <w:pPr>
+        <w:numPr>
+          <w:ilvl w:val="0"/>
+          <w:numId w:val="37"/>
+        </w:numPr>
+        <w:rPr>
+          <w:noProof/>
+        </w:rPr>
+      </w:pPr>
+      <w:r>
+        <w:rPr>
+          <w:noProof/>
+        </w:rPr>
+        <w:t xml:space="preserve">If the date is </w:t>
+      </w:r>
+      <w:r>
+        <w:rPr>
+          <w:b/>
+          <w:bCs/>
+          <w:noProof/>
+        </w:rPr>
+        <w:t>invalid</w:t>
+      </w:r>
+      <w:r>
+        <w:rPr>
+          <w:noProof/>
+        </w:rPr>
+        <w:t xml:space="preserve"> (e.g., "Feb 30" or "Not a Date"), it returns NULL.</w:t>
+      </w:r>
+    </w:p>
+    <w:p>
+      <w:pPr>
+        <w:rPr>
+          <w:b/>
+          <w:bCs/>
+          <w:noProof/>
+        </w:rPr>
+      </w:pPr>
+      <w:r>
+        <w:rPr>
+          <w:b/>
+          <w:bCs/>
+          <w:noProof/>
+        </w:rPr>
+        <w:t>Use Case: Data Cleaning</w:t>
+      </w:r>
+    </w:p>
+    <w:p>
+      <w:pPr>
+        <w:rPr>
+          <w:noProof/>
+        </w:rPr>
+      </w:pPr>
+      <w:r>
+        <w:rPr>
+          <w:noProof/>
+        </w:rPr>
+        <w:t>If you have a column of messy text that should be dates, you can use CASE logic to clean it without crashing your query.</w:t>
+      </w:r>
+    </w:p>
+    <w:p>
+      <w:pPr>
+        <w:rPr>
+          <w:b/>
+          <w:bCs/>
+          <w:noProof/>
+        </w:rPr>
+      </w:pPr>
+      <w:r>
+        <w:rPr>
+          <w:b/>
+          <w:bCs/>
+          <w:noProof/>
+        </w:rPr>
+        <w:t>Example Query</w:t>
+      </w:r>
+    </w:p>
+    <w:p>
+      <w:pPr>
+        <w:numPr>
+          <w:ilvl w:val="0"/>
+          <w:numId w:val="38"/>
+        </w:numPr>
+        <w:rPr>
+          <w:noProof/>
+        </w:rPr>
+      </w:pPr>
+      <w:r>
+        <w:rPr>
+          <w:b/>
+          <w:bCs/>
+          <w:noProof/>
+        </w:rPr>
+        <w:t>Task:</w:t>
+      </w:r>
+      <w:r>
+        <w:rPr>
+          <w:noProof/>
+        </w:rPr>
+        <w:t xml:space="preserve"> Convert a text column to a date, but turn invalid dates into NULL instead of causing an error.</w:t>
+      </w:r>
+    </w:p>
+    <w:p>
+      <w:pPr>
+        <w:ind w:left="720"/>
+        <w:rPr>
+          <w:noProof/>
+        </w:rPr>
+      </w:pPr>
+      <w:r>
+        <w:rPr>
+          <w:noProof/>
+        </w:rPr>
+        <w:t>SELECT</w:t>
+      </w:r>
+    </w:p>
+    <w:p>
+      <w:pPr>
+        <w:ind w:left="720"/>
+        <w:rPr>
+          <w:noProof/>
+        </w:rPr>
+      </w:pPr>
+      <w:r>
+        <w:rPr>
+          <w:noProof/>
+        </w:rPr>
+        <w:t xml:space="preserve">    CASE</w:t>
+      </w:r>
+    </w:p>
+    <w:p>
+      <w:pPr>
+        <w:ind w:left="720"/>
+        <w:rPr>
+          <w:noProof/>
+        </w:rPr>
+      </w:pPr>
+      <w:r>
+        <w:rPr>
+          <w:noProof/>
+        </w:rPr>
+        <w:t xml:space="preserve">        WHEN STR_TO_DATE(date_text_col, '%Y-%m-%d') IS NOT NULL</w:t>
+      </w:r>
+    </w:p>
+    <w:p>
+      <w:pPr>
+        <w:ind w:left="720"/>
+        <w:rPr>
+          <w:noProof/>
+        </w:rPr>
+      </w:pPr>
+      <w:r>
+        <w:rPr>
+          <w:noProof/>
+        </w:rPr>
+        <w:t xml:space="preserve">        THEN CAST(date_text_col AS DATE)</w:t>
+      </w:r>
+    </w:p>
+    <w:p>
+      <w:pPr>
+        <w:ind w:left="720"/>
+        <w:rPr>
+          <w:noProof/>
+        </w:rPr>
+      </w:pPr>
+      <w:r>
+        <w:rPr>
+          <w:noProof/>
+        </w:rPr>
+        <w:t xml:space="preserve">        ELSE NULL</w:t>
+      </w:r>
+    </w:p>
+    <w:p>
+      <w:pPr>
+        <w:ind w:left="720"/>
+        <w:rPr>
+          <w:noProof/>
+        </w:rPr>
+      </w:pPr>
+      <w:r>
+        <w:rPr>
+          <w:noProof/>
+        </w:rPr>
+        <w:t xml:space="preserve">    END AS cleaned_date</w:t>
+      </w:r>
+    </w:p>
+    <w:p>
+      <w:pPr>
+        <w:ind w:left="720"/>
+        <w:rPr>
+          <w:noProof/>
+        </w:rPr>
+      </w:pPr>
+      <w:r>
+        <w:rPr>
+          <w:noProof/>
+        </w:rPr>
+        <w:t>FROM raw_data_table;</w:t>
+      </w:r>
+    </w:p>
+    <w:p>
+      <w:pPr>
+        <w:rPr>
+          <w:noProof/>
+        </w:rPr>
+      </w:pPr>
+      <w:r>
+        <w:rPr>
+          <w:noProof/>
+        </w:rPr>
+        <w:pict w14:anchorId="6CCA2465">
+          <v:rect id="_x0000_i1033" style="width:0;height:1.5pt" o:hralign="center" o:hrstd="t" o:hrnoshade="t" o:hr="t" fillcolor="gray" stroked="f"/>
+        </w:pict>
+      </w:r>
+    </w:p>
+    <w:p>
+      <w:pPr>
+        <w:rPr>
+          <w:b/>
+          <w:bCs/>
+          <w:noProof/>
+        </w:rPr>
+      </w:pPr>
+      <w:r>
+        <w:rPr>
+          <w:b/>
+          <w:bCs/>
+          <w:noProof/>
+        </w:rPr>
+        <w:t>Summary Table</w:t>
+      </w:r>
+    </w:p>
+    <w:tbl>
+      <w:tblPr>
+        <w:tblStyle w:val="TableGrid"/>
+        <w:tblW w:w="0" w:type="auto"/>
+        <w:tblLook w:val="04A0" w:firstRow="1" w:lastRow="0" w:firstColumn="1" w:lastColumn="0" w:noHBand="0" w:noVBand="1"/>
+      </w:tblPr>
+      <w:tblGrid>
+        <w:gridCol w:w="2256"/>
+        <w:gridCol w:w="2263"/>
+        <w:gridCol w:w="4497"/>
+      </w:tblGrid>
+      <w:tr>
+        <w:tc>
+          <w:tcPr>
+            <w:tcW w:w="0" w:type="auto"/>
+            <w:hideMark/>
+          </w:tcPr>
+          <w:p>
+            <w:pPr>
+              <w:rPr>
+                <w:noProof/>
+              </w:rPr>
+            </w:pPr>
+            <w:r>
+              <w:rPr>
+                <w:b/>
+                <w:bCs/>
+                <w:noProof/>
+              </w:rPr>
+              <w:t>Function</w:t>
+            </w:r>
+          </w:p>
+        </w:tc>
+        <w:tc>
+          <w:tcPr>
+            <w:tcW w:w="0" w:type="auto"/>
+            <w:hideMark/>
+          </w:tcPr>
+          <w:p>
+            <w:pPr>
+              <w:rPr>
+                <w:noProof/>
+              </w:rPr>
+            </w:pPr>
+            <w:r>
+              <w:rPr>
+                <w:b/>
+                <w:bCs/>
+                <w:noProof/>
+              </w:rPr>
+              <w:t>Purpose</w:t>
+            </w:r>
+          </w:p>
+        </w:tc>
+        <w:tc>
+          <w:tcPr>
+            <w:tcW w:w="0" w:type="auto"/>
+            <w:hideMark/>
+          </w:tcPr>
+          <w:p>
+            <w:pPr>
+              <w:rPr>
+                <w:noProof/>
+              </w:rPr>
+            </w:pPr>
+            <w:r>
+              <w:rPr>
+                <w:b/>
+                <w:bCs/>
+                <w:noProof/>
+              </w:rPr>
+              <w:t>MySQL Syntax</w:t>
+            </w:r>
+          </w:p>
+        </w:tc>
+      </w:tr>
+      <w:tr>
+        <w:tc>
+          <w:tcPr>
+            <w:tcW w:w="0" w:type="auto"/>
+            <w:hideMark/>
+          </w:tcPr>
+          <w:p>
+            <w:pPr>
+              <w:rPr>
+                <w:noProof/>
+              </w:rPr>
+            </w:pPr>
+            <w:r>
+              <w:rPr>
+                <w:b/>
+                <w:bCs/>
+                <w:noProof/>
+              </w:rPr>
+              <w:t>DATE_ADD</w:t>
+            </w:r>
+          </w:p>
+        </w:tc>
+        <w:tc>
+          <w:tcPr>
+            <w:tcW w:w="0" w:type="auto"/>
+            <w:hideMark/>
+          </w:tcPr>
+          <w:p>
+            <w:pPr>
+              <w:rPr>
+                <w:noProof/>
+              </w:rPr>
+            </w:pPr>
+            <w:r>
+              <w:rPr>
+                <w:noProof/>
+              </w:rPr>
+              <w:t>Add time</w:t>
+            </w:r>
+          </w:p>
+        </w:tc>
+        <w:tc>
+          <w:tcPr>
+            <w:tcW w:w="0" w:type="auto"/>
+            <w:hideMark/>
+          </w:tcPr>
+          <w:p>
+            <w:pPr>
+              <w:rPr>
+                <w:noProof/>
+              </w:rPr>
+            </w:pPr>
+            <w:r>
+              <w:rPr>
+                <w:noProof/>
+              </w:rPr>
+              <w:t>DATE_ADD(date, INTERVAL 5 YEAR)</w:t>
+            </w:r>
+          </w:p>
+        </w:tc>
+      </w:tr>
+      <w:tr>
+        <w:tc>
+          <w:tcPr>
+            <w:tcW w:w="0" w:type="auto"/>
+            <w:hideMark/>
+          </w:tcPr>
+          <w:p>
+            <w:pPr>
+              <w:rPr>
+                <w:noProof/>
+              </w:rPr>
+            </w:pPr>
+            <w:r>
+              <w:rPr>
+                <w:b/>
+                <w:bCs/>
+                <w:noProof/>
+              </w:rPr>
+              <w:t>DATE_SUB</w:t>
+            </w:r>
+          </w:p>
+        </w:tc>
+        <w:tc>
+          <w:tcPr>
+            <w:tcW w:w="0" w:type="auto"/>
+            <w:hideMark/>
+          </w:tcPr>
+          <w:p>
+            <w:pPr>
+              <w:rPr>
+                <w:noProof/>
+              </w:rPr>
+            </w:pPr>
+            <w:r>
+              <w:rPr>
+                <w:noProof/>
+              </w:rPr>
+              <w:t>Subtract time</w:t>
+            </w:r>
+          </w:p>
+        </w:tc>
+        <w:tc>
+          <w:tcPr>
+            <w:tcW w:w="0" w:type="auto"/>
+            <w:hideMark/>
+          </w:tcPr>
+          <w:p>
+            <w:pPr>
+              <w:rPr>
+                <w:noProof/>
+              </w:rPr>
+            </w:pPr>
+            <w:r>
+              <w:rPr>
+                <w:noProof/>
+              </w:rPr>
+              <w:t>DATE_SUB(date, INTERVAL 5 DAY)</w:t>
+            </w:r>
+          </w:p>
+        </w:tc>
+      </w:tr>
+      <w:tr>
+        <w:tc>
+          <w:tcPr>
+            <w:tcW w:w="0" w:type="auto"/>
+            <w:hideMark/>
+          </w:tcPr>
+          <w:p>
+            <w:pPr>
+              <w:rPr>
+                <w:noProof/>
+              </w:rPr>
+            </w:pPr>
+            <w:r>
+              <w:rPr>
+                <w:b/>
+                <w:bCs/>
+                <w:noProof/>
+              </w:rPr>
+              <w:t>DATEDIFF</w:t>
+            </w:r>
+          </w:p>
+        </w:tc>
+        <w:tc>
+          <w:tcPr>
+            <w:tcW w:w="0" w:type="auto"/>
+            <w:hideMark/>
+          </w:tcPr>
+          <w:p>
+            <w:pPr>
+              <w:rPr>
+                <w:noProof/>
+              </w:rPr>
+            </w:pPr>
+            <w:r>
+              <w:rPr>
+                <w:noProof/>
+              </w:rPr>
+              <w:t>Diff in Days</w:t>
+            </w:r>
+          </w:p>
+        </w:tc>
+        <w:tc>
+          <w:tcPr>
+            <w:tcW w:w="0" w:type="auto"/>
+            <w:hideMark/>
+          </w:tcPr>
+          <w:p>
+            <w:pPr>
+              <w:rPr>
+                <w:noProof/>
+              </w:rPr>
+            </w:pPr>
+            <w:r>
+              <w:rPr>
+                <w:noProof/>
+              </w:rPr>
+              <w:t>DATEDIFF(end, start)</w:t>
+            </w:r>
+          </w:p>
+        </w:tc>
+      </w:tr>
+      <w:tr>
+        <w:tc>
+          <w:tcPr>
+            <w:tcW w:w="0" w:type="auto"/>
+            <w:hideMark/>
+          </w:tcPr>
+          <w:p>
+            <w:pPr>
+              <w:rPr>
+                <w:noProof/>
+              </w:rPr>
+            </w:pPr>
+            <w:r>
+              <w:rPr>
+                <w:b/>
+                <w:bCs/>
+                <w:noProof/>
+              </w:rPr>
+              <w:t>TIMESTAMPDIFF</w:t>
+            </w:r>
+          </w:p>
+        </w:tc>
+        <w:tc>
+          <w:tcPr>
+            <w:tcW w:w="0" w:type="auto"/>
+            <w:hideMark/>
+          </w:tcPr>
+          <w:p>
+            <w:pPr>
+              <w:rPr>
+                <w:noProof/>
+              </w:rPr>
+            </w:pPr>
+            <w:r>
+              <w:rPr>
+                <w:noProof/>
+              </w:rPr>
+              <w:t>Diff in Years/Months</w:t>
+            </w:r>
+          </w:p>
+        </w:tc>
+        <w:tc>
+          <w:tcPr>
+            <w:tcW w:w="0" w:type="auto"/>
+            <w:hideMark/>
+          </w:tcPr>
+          <w:p>
+            <w:pPr>
+              <w:rPr>
+                <w:noProof/>
+              </w:rPr>
+            </w:pPr>
+            <w:r>
+              <w:rPr>
+                <w:noProof/>
+              </w:rPr>
+              <w:t>TIMESTAMPDIFF(YEAR, start, end)</w:t>
+            </w:r>
+          </w:p>
+        </w:tc>
+      </w:tr>
+      <w:tr>
+        <w:tc>
+          <w:tcPr>
+            <w:tcW w:w="0" w:type="auto"/>
+            <w:hideMark/>
+          </w:tcPr>
+          <w:p>
+            <w:pPr>
+              <w:rPr>
+                <w:noProof/>
+              </w:rPr>
+            </w:pPr>
+            <w:r>
+              <w:rPr>
+                <w:b/>
+                <w:bCs/>
+                <w:noProof/>
+              </w:rPr>
+              <w:t>STR_TO_DATE</w:t>
+            </w:r>
+          </w:p>
+        </w:tc>
+        <w:tc>
+          <w:tcPr>
+            <w:tcW w:w="0" w:type="auto"/>
+            <w:hideMark/>
+          </w:tcPr>
+          <w:p>
+            <w:pPr>
+              <w:rPr>
+                <w:noProof/>
+              </w:rPr>
+            </w:pPr>
+            <w:r>
+              <w:rPr>
+                <w:noProof/>
+              </w:rPr>
+              <w:t>Validate Date</w:t>
+            </w:r>
+          </w:p>
+        </w:tc>
+        <w:tc>
+          <w:tcPr>
+            <w:tcW w:w="0" w:type="auto"/>
+            <w:hideMark/>
+          </w:tcPr>
+          <w:p>
+            <w:pPr>
+              <w:rPr>
+                <w:noProof/>
+              </w:rPr>
+            </w:pPr>
+            <w:r>
+              <w:rPr>
+                <w:noProof/>
+              </w:rPr>
+              <w:t>STR_TO_DATE(str, format) IS NOT NULL</w:t>
             </w:r>
           </w:p>
         </w:tc>
@@ -4115,6 +5985,155 @@
 <file path=word/numbering.xml><?xml version="1.0" encoding="utf-8"?>
 <w:numbering xmlns:wpc="http://schemas.microsoft.com/office/word/2010/wordprocessingCanvas" xmlns:cx="http://schemas.microsoft.com/office/drawing/2014/chartex" xmlns:cx1="http://schemas.microsoft.com/office/drawing/2015/9/8/chartex" xmlns:cx2="http://schemas.microsoft.com/office/drawing/2015/10/21/chartex" xmlns:cx3="http://schemas.microsoft.com/office/drawing/2016/5/9/chartex" xmlns:cx4="http://schemas.microsoft.com/office/drawing/2016/5/10/chartex" xmlns:cx5="http://schemas.microsoft.com/office/drawing/2016/5/11/chartex" xmlns:cx6="http://schemas.microsoft.com/office/drawing/2016/5/12/chartex" xmlns:cx7="http://schemas.microsoft.com/office/drawing/2016/5/13/chartex" xmlns:cx8="http://schemas.microsoft.com/office/drawing/2016/5/14/chartex" xmlns:mc="http://schemas.openxmlformats.org/markup-compatibility/2006" xmlns:aink="http://schemas.microsoft.com/office/drawing/2016/ink" xmlns:am3d="http://schemas.microsoft.com/office/drawing/2017/model3d" xmlns:o="urn:schemas-microsoft-com:office:office" xmlns:oel="http://schemas.microsoft.com/office/2019/extlst" xmlns:r="http://schemas.openxmlformats.org/officeDocument/2006/relationships" xmlns:m="http://schemas.openxmlformats.org/officeDocument/2006/math" xmlns:v="urn:schemas-microsoft-com:vml" xmlns:wp14="http://schemas.microsoft.com/office/word/2010/wordprocessingDrawing" xmlns:wp="http://schemas.openxmlformats.org/drawingml/2006/wordprocessingDrawing" xmlns:w10="urn:schemas-microsoft-com:office:word" xmlns:w="http://schemas.openxmlformats.org/wordprocessingml/2006/main" xmlns:w14="http://schemas.microsoft.com/office/word/2010/wordml" xmlns:w15="http://schemas.microsoft.com/office/word/2012/wordml" xmlns:w16cex="http://schemas.microsoft.com/office/word/2018/wordml/cex" xmlns:w16cid="http://schemas.microsoft.com/office/word/2016/wordml/cid" xmlns:w16="http://schemas.microsoft.com/office/word/2018/wordml" xmlns:w16sdtdh="http://schemas.microsoft.com/office/word/2020/wordml/sdtdatahash" xmlns:w16se="http://schemas.microsoft.com/office/word/2015/wordml/symex" xmlns:wpg="http://schemas.microsoft.com/office/word/2010/wordprocessingGroup" xmlns:wpi="http://schemas.microsoft.com/office/word/2010/wordprocessingInk" xmlns:wne="http://schemas.microsoft.com/office/word/2006/wordml" xmlns:wps="http://schemas.microsoft.com/office/word/2010/wordprocessingShape" mc:Ignorable="w14 w15 w16se w16cid w16 w16cex w16sdtdh wp14">
   <w:abstractNum w:abstractNumId="0" w15:restartNumberingAfterBreak="0">
+    <w:nsid w:val="007F3162"/>
+    <w:multiLevelType w:val="multilevel"/>
+    <w:tmpl w:val="81F05F98"/>
+    <w:lvl w:ilvl="0">
+      <w:start w:val="1"/>
+      <w:numFmt w:val="bullet"/>
+      <w:lvlText w:val=""/>
+      <w:lvlJc w:val="left"/>
+      <w:pPr>
+        <w:tabs>
+          <w:tab w:val="num" w:pos="720"/>
+        </w:tabs>
+        <w:ind w:left="720" w:hanging="360"/>
+      </w:pPr>
+      <w:rPr>
+        <w:rFonts w:ascii="Symbol" w:hAnsi="Symbol" w:hint="default"/>
+        <w:sz w:val="20"/>
+      </w:rPr>
+    </w:lvl>
+    <w:lvl w:ilvl="1" w:tentative="1">
+      <w:start w:val="1"/>
+      <w:numFmt w:val="bullet"/>
+      <w:lvlText w:val="o"/>
+      <w:lvlJc w:val="left"/>
+      <w:pPr>
+        <w:tabs>
+          <w:tab w:val="num" w:pos="1440"/>
+        </w:tabs>
+        <w:ind w:left="1440" w:hanging="360"/>
+      </w:pPr>
+      <w:rPr>
+        <w:rFonts w:ascii="Courier New" w:hAnsi="Courier New" w:hint="default"/>
+        <w:sz w:val="20"/>
+      </w:rPr>
+    </w:lvl>
+    <w:lvl w:ilvl="2" w:tentative="1">
+      <w:start w:val="1"/>
+      <w:numFmt w:val="bullet"/>
+      <w:lvlText w:val=""/>
+      <w:lvlJc w:val="left"/>
+      <w:pPr>
+        <w:tabs>
+          <w:tab w:val="num" w:pos="2160"/>
+        </w:tabs>
+        <w:ind w:left="2160" w:hanging="360"/>
+      </w:pPr>
+      <w:rPr>
+        <w:rFonts w:ascii="Wingdings" w:hAnsi="Wingdings" w:hint="default"/>
+        <w:sz w:val="20"/>
+      </w:rPr>
+    </w:lvl>
+    <w:lvl w:ilvl="3" w:tentative="1">
+      <w:start w:val="1"/>
+      <w:numFmt w:val="bullet"/>
+      <w:lvlText w:val=""/>
+      <w:lvlJc w:val="left"/>
+      <w:pPr>
+        <w:tabs>
+          <w:tab w:val="num" w:pos="2880"/>
+        </w:tabs>
+        <w:ind w:left="2880" w:hanging="360"/>
+      </w:pPr>
+      <w:rPr>
+        <w:rFonts w:ascii="Wingdings" w:hAnsi="Wingdings" w:hint="default"/>
+        <w:sz w:val="20"/>
+      </w:rPr>
+    </w:lvl>
+    <w:lvl w:ilvl="4" w:tentative="1">
+      <w:start w:val="1"/>
+      <w:numFmt w:val="bullet"/>
+      <w:lvlText w:val=""/>
+      <w:lvlJc w:val="left"/>
+      <w:pPr>
+        <w:tabs>
+          <w:tab w:val="num" w:pos="3600"/>
+        </w:tabs>
+        <w:ind w:left="3600" w:hanging="360"/>
+      </w:pPr>
+      <w:rPr>
+        <w:rFonts w:ascii="Wingdings" w:hAnsi="Wingdings" w:hint="default"/>
+        <w:sz w:val="20"/>
+      </w:rPr>
+    </w:lvl>
+    <w:lvl w:ilvl="5" w:tentative="1">
+      <w:start w:val="1"/>
+      <w:numFmt w:val="bullet"/>
+      <w:lvlText w:val=""/>
+      <w:lvlJc w:val="left"/>
+      <w:pPr>
+        <w:tabs>
+          <w:tab w:val="num" w:pos="4320"/>
+        </w:tabs>
+        <w:ind w:left="4320" w:hanging="360"/>
+      </w:pPr>
+      <w:rPr>
+        <w:rFonts w:ascii="Wingdings" w:hAnsi="Wingdings" w:hint="default"/>
+        <w:sz w:val="20"/>
+      </w:rPr>
+    </w:lvl>
+    <w:lvl w:ilvl="6" w:tentative="1">
+      <w:start w:val="1"/>
+      <w:numFmt w:val="bullet"/>
+      <w:lvlText w:val=""/>
+      <w:lvlJc w:val="left"/>
+      <w:pPr>
+        <w:tabs>
+          <w:tab w:val="num" w:pos="5040"/>
+        </w:tabs>
+        <w:ind w:left="5040" w:hanging="360"/>
+      </w:pPr>
+      <w:rPr>
+        <w:rFonts w:ascii="Wingdings" w:hAnsi="Wingdings" w:hint="default"/>
+        <w:sz w:val="20"/>
+      </w:rPr>
+    </w:lvl>
+    <w:lvl w:ilvl="7" w:tentative="1">
+      <w:start w:val="1"/>
+      <w:numFmt w:val="bullet"/>
+      <w:lvlText w:val=""/>
+      <w:lvlJc w:val="left"/>
+      <w:pPr>
+        <w:tabs>
+          <w:tab w:val="num" w:pos="5760"/>
+        </w:tabs>
+        <w:ind w:left="5760" w:hanging="360"/>
+      </w:pPr>
+      <w:rPr>
+        <w:rFonts w:ascii="Wingdings" w:hAnsi="Wingdings" w:hint="default"/>
+        <w:sz w:val="20"/>
+      </w:rPr>
+    </w:lvl>
+    <w:lvl w:ilvl="8" w:tentative="1">
+      <w:start w:val="1"/>
+      <w:numFmt w:val="bullet"/>
+      <w:lvlText w:val=""/>
+      <w:lvlJc w:val="left"/>
+      <w:pPr>
+        <w:tabs>
+          <w:tab w:val="num" w:pos="6480"/>
+        </w:tabs>
+        <w:ind w:left="6480" w:hanging="360"/>
+      </w:pPr>
+      <w:rPr>
+        <w:rFonts w:ascii="Wingdings" w:hAnsi="Wingdings" w:hint="default"/>
+        <w:sz w:val="20"/>
+      </w:rPr>
+    </w:lvl>
+  </w:abstractNum>
+  <w:abstractNum w:abstractNumId="1" w15:restartNumberingAfterBreak="0">
     <w:nsid w:val="023905F8"/>
     <w:multiLevelType w:val="multilevel"/>
     <w:tmpl w:val="41827A62"/>
@@ -4263,7 +6282,7 @@
       </w:rPr>
     </w:lvl>
   </w:abstractNum>
-  <w:abstractNum w:abstractNumId="1" w15:restartNumberingAfterBreak="0">
+  <w:abstractNum w:abstractNumId="2" w15:restartNumberingAfterBreak="0">
     <w:nsid w:val="043C1A89"/>
     <w:multiLevelType w:val="multilevel"/>
     <w:tmpl w:val="3C6415B6"/>
@@ -4412,7 +6431,156 @@
       </w:rPr>
     </w:lvl>
   </w:abstractNum>
-  <w:abstractNum w:abstractNumId="2" w15:restartNumberingAfterBreak="0">
+  <w:abstractNum w:abstractNumId="3" w15:restartNumberingAfterBreak="0">
+    <w:nsid w:val="06052B84"/>
+    <w:multiLevelType w:val="multilevel"/>
+    <w:tmpl w:val="4ED80F14"/>
+    <w:lvl w:ilvl="0">
+      <w:start w:val="1"/>
+      <w:numFmt w:val="bullet"/>
+      <w:lvlText w:val=""/>
+      <w:lvlJc w:val="left"/>
+      <w:pPr>
+        <w:tabs>
+          <w:tab w:val="num" w:pos="720"/>
+        </w:tabs>
+        <w:ind w:left="720" w:hanging="360"/>
+      </w:pPr>
+      <w:rPr>
+        <w:rFonts w:ascii="Symbol" w:hAnsi="Symbol" w:hint="default"/>
+        <w:sz w:val="20"/>
+      </w:rPr>
+    </w:lvl>
+    <w:lvl w:ilvl="1" w:tentative="1">
+      <w:start w:val="1"/>
+      <w:numFmt w:val="bullet"/>
+      <w:lvlText w:val="o"/>
+      <w:lvlJc w:val="left"/>
+      <w:pPr>
+        <w:tabs>
+          <w:tab w:val="num" w:pos="1440"/>
+        </w:tabs>
+        <w:ind w:left="1440" w:hanging="360"/>
+      </w:pPr>
+      <w:rPr>
+        <w:rFonts w:ascii="Courier New" w:hAnsi="Courier New" w:hint="default"/>
+        <w:sz w:val="20"/>
+      </w:rPr>
+    </w:lvl>
+    <w:lvl w:ilvl="2" w:tentative="1">
+      <w:start w:val="1"/>
+      <w:numFmt w:val="bullet"/>
+      <w:lvlText w:val=""/>
+      <w:lvlJc w:val="left"/>
+      <w:pPr>
+        <w:tabs>
+          <w:tab w:val="num" w:pos="2160"/>
+        </w:tabs>
+        <w:ind w:left="2160" w:hanging="360"/>
+      </w:pPr>
+      <w:rPr>
+        <w:rFonts w:ascii="Wingdings" w:hAnsi="Wingdings" w:hint="default"/>
+        <w:sz w:val="20"/>
+      </w:rPr>
+    </w:lvl>
+    <w:lvl w:ilvl="3" w:tentative="1">
+      <w:start w:val="1"/>
+      <w:numFmt w:val="bullet"/>
+      <w:lvlText w:val=""/>
+      <w:lvlJc w:val="left"/>
+      <w:pPr>
+        <w:tabs>
+          <w:tab w:val="num" w:pos="2880"/>
+        </w:tabs>
+        <w:ind w:left="2880" w:hanging="360"/>
+      </w:pPr>
+      <w:rPr>
+        <w:rFonts w:ascii="Wingdings" w:hAnsi="Wingdings" w:hint="default"/>
+        <w:sz w:val="20"/>
+      </w:rPr>
+    </w:lvl>
+    <w:lvl w:ilvl="4" w:tentative="1">
+      <w:start w:val="1"/>
+      <w:numFmt w:val="bullet"/>
+      <w:lvlText w:val=""/>
+      <w:lvlJc w:val="left"/>
+      <w:pPr>
+        <w:tabs>
+          <w:tab w:val="num" w:pos="3600"/>
+        </w:tabs>
+        <w:ind w:left="3600" w:hanging="360"/>
+      </w:pPr>
+      <w:rPr>
+        <w:rFonts w:ascii="Wingdings" w:hAnsi="Wingdings" w:hint="default"/>
+        <w:sz w:val="20"/>
+      </w:rPr>
+    </w:lvl>
+    <w:lvl w:ilvl="5" w:tentative="1">
+      <w:start w:val="1"/>
+      <w:numFmt w:val="bullet"/>
+      <w:lvlText w:val=""/>
+      <w:lvlJc w:val="left"/>
+      <w:pPr>
+        <w:tabs>
+          <w:tab w:val="num" w:pos="4320"/>
+        </w:tabs>
+        <w:ind w:left="4320" w:hanging="360"/>
+      </w:pPr>
+      <w:rPr>
+        <w:rFonts w:ascii="Wingdings" w:hAnsi="Wingdings" w:hint="default"/>
+        <w:sz w:val="20"/>
+      </w:rPr>
+    </w:lvl>
+    <w:lvl w:ilvl="6" w:tentative="1">
+      <w:start w:val="1"/>
+      <w:numFmt w:val="bullet"/>
+      <w:lvlText w:val=""/>
+      <w:lvlJc w:val="left"/>
+      <w:pPr>
+        <w:tabs>
+          <w:tab w:val="num" w:pos="5040"/>
+        </w:tabs>
+        <w:ind w:left="5040" w:hanging="360"/>
+      </w:pPr>
+      <w:rPr>
+        <w:rFonts w:ascii="Wingdings" w:hAnsi="Wingdings" w:hint="default"/>
+        <w:sz w:val="20"/>
+      </w:rPr>
+    </w:lvl>
+    <w:lvl w:ilvl="7" w:tentative="1">
+      <w:start w:val="1"/>
+      <w:numFmt w:val="bullet"/>
+      <w:lvlText w:val=""/>
+      <w:lvlJc w:val="left"/>
+      <w:pPr>
+        <w:tabs>
+          <w:tab w:val="num" w:pos="5760"/>
+        </w:tabs>
+        <w:ind w:left="5760" w:hanging="360"/>
+      </w:pPr>
+      <w:rPr>
+        <w:rFonts w:ascii="Wingdings" w:hAnsi="Wingdings" w:hint="default"/>
+        <w:sz w:val="20"/>
+      </w:rPr>
+    </w:lvl>
+    <w:lvl w:ilvl="8" w:tentative="1">
+      <w:start w:val="1"/>
+      <w:numFmt w:val="bullet"/>
+      <w:lvlText w:val=""/>
+      <w:lvlJc w:val="left"/>
+      <w:pPr>
+        <w:tabs>
+          <w:tab w:val="num" w:pos="6480"/>
+        </w:tabs>
+        <w:ind w:left="6480" w:hanging="360"/>
+      </w:pPr>
+      <w:rPr>
+        <w:rFonts w:ascii="Wingdings" w:hAnsi="Wingdings" w:hint="default"/>
+        <w:sz w:val="20"/>
+      </w:rPr>
+    </w:lvl>
+  </w:abstractNum>
+  <w:abstractNum w:abstractNumId="4" w15:restartNumberingAfterBreak="0">
     <w:nsid w:val="097C0D7B"/>
     <w:multiLevelType w:val="multilevel"/>
     <w:tmpl w:val="B6F68E6C"/>
@@ -4561,7 +6729,7 @@
       </w:rPr>
     </w:lvl>
   </w:abstractNum>
-  <w:abstractNum w:abstractNumId="3" w15:restartNumberingAfterBreak="0">
+  <w:abstractNum w:abstractNumId="5" w15:restartNumberingAfterBreak="0">
     <w:nsid w:val="0B3B078C"/>
     <w:multiLevelType w:val="multilevel"/>
     <w:tmpl w:val="5BFAE094"/>
@@ -4710,7 +6878,7 @@
       </w:rPr>
     </w:lvl>
   </w:abstractNum>
-  <w:abstractNum w:abstractNumId="4" w15:restartNumberingAfterBreak="0">
+  <w:abstractNum w:abstractNumId="6" w15:restartNumberingAfterBreak="0">
     <w:nsid w:val="117C72A1"/>
     <w:multiLevelType w:val="multilevel"/>
     <w:tmpl w:val="B5309EA6"/>
@@ -4827,7 +6995,7 @@
       </w:pPr>
     </w:lvl>
   </w:abstractNum>
-  <w:abstractNum w:abstractNumId="5" w15:restartNumberingAfterBreak="0">
+  <w:abstractNum w:abstractNumId="7" w15:restartNumberingAfterBreak="0">
     <w:nsid w:val="11854FC3"/>
     <w:multiLevelType w:val="multilevel"/>
     <w:tmpl w:val="5666E618"/>
@@ -4976,7 +7144,156 @@
       </w:rPr>
     </w:lvl>
   </w:abstractNum>
-  <w:abstractNum w:abstractNumId="6" w15:restartNumberingAfterBreak="0">
+  <w:abstractNum w:abstractNumId="8" w15:restartNumberingAfterBreak="0">
+    <w:nsid w:val="18DE20D0"/>
+    <w:multiLevelType w:val="multilevel"/>
+    <w:tmpl w:val="EF204FB6"/>
+    <w:lvl w:ilvl="0">
+      <w:start w:val="1"/>
+      <w:numFmt w:val="bullet"/>
+      <w:lvlText w:val=""/>
+      <w:lvlJc w:val="left"/>
+      <w:pPr>
+        <w:tabs>
+          <w:tab w:val="num" w:pos="720"/>
+        </w:tabs>
+        <w:ind w:left="720" w:hanging="360"/>
+      </w:pPr>
+      <w:rPr>
+        <w:rFonts w:ascii="Symbol" w:hAnsi="Symbol" w:hint="default"/>
+        <w:sz w:val="20"/>
+      </w:rPr>
+    </w:lvl>
+    <w:lvl w:ilvl="1" w:tentative="1">
+      <w:start w:val="1"/>
+      <w:numFmt w:val="bullet"/>
+      <w:lvlText w:val="o"/>
+      <w:lvlJc w:val="left"/>
+      <w:pPr>
+        <w:tabs>
+          <w:tab w:val="num" w:pos="1440"/>
+        </w:tabs>
+        <w:ind w:left="1440" w:hanging="360"/>
+      </w:pPr>
+      <w:rPr>
+        <w:rFonts w:ascii="Courier New" w:hAnsi="Courier New" w:hint="default"/>
+        <w:sz w:val="20"/>
+      </w:rPr>
+    </w:lvl>
+    <w:lvl w:ilvl="2" w:tentative="1">
+      <w:start w:val="1"/>
+      <w:numFmt w:val="bullet"/>
+      <w:lvlText w:val=""/>
+      <w:lvlJc w:val="left"/>
+      <w:pPr>
+        <w:tabs>
+          <w:tab w:val="num" w:pos="2160"/>
+        </w:tabs>
+        <w:ind w:left="2160" w:hanging="360"/>
+      </w:pPr>
+      <w:rPr>
+        <w:rFonts w:ascii="Wingdings" w:hAnsi="Wingdings" w:hint="default"/>
+        <w:sz w:val="20"/>
+      </w:rPr>
+    </w:lvl>
+    <w:lvl w:ilvl="3" w:tentative="1">
+      <w:start w:val="1"/>
+      <w:numFmt w:val="bullet"/>
+      <w:lvlText w:val=""/>
+      <w:lvlJc w:val="left"/>
+      <w:pPr>
+        <w:tabs>
+          <w:tab w:val="num" w:pos="2880"/>
+        </w:tabs>
+        <w:ind w:left="2880" w:hanging="360"/>
+      </w:pPr>
+      <w:rPr>
+        <w:rFonts w:ascii="Wingdings" w:hAnsi="Wingdings" w:hint="default"/>
+        <w:sz w:val="20"/>
+      </w:rPr>
+    </w:lvl>
+    <w:lvl w:ilvl="4" w:tentative="1">
+      <w:start w:val="1"/>
+      <w:numFmt w:val="bullet"/>
+      <w:lvlText w:val=""/>
+      <w:lvlJc w:val="left"/>
+      <w:pPr>
+        <w:tabs>
+          <w:tab w:val="num" w:pos="3600"/>
+        </w:tabs>
+        <w:ind w:left="3600" w:hanging="360"/>
+      </w:pPr>
+      <w:rPr>
+        <w:rFonts w:ascii="Wingdings" w:hAnsi="Wingdings" w:hint="default"/>
+        <w:sz w:val="20"/>
+      </w:rPr>
+    </w:lvl>
+    <w:lvl w:ilvl="5" w:tentative="1">
+      <w:start w:val="1"/>
+      <w:numFmt w:val="bullet"/>
+      <w:lvlText w:val=""/>
+      <w:lvlJc w:val="left"/>
+      <w:pPr>
+        <w:tabs>
+          <w:tab w:val="num" w:pos="4320"/>
+        </w:tabs>
+        <w:ind w:left="4320" w:hanging="360"/>
+      </w:pPr>
+      <w:rPr>
+        <w:rFonts w:ascii="Wingdings" w:hAnsi="Wingdings" w:hint="default"/>
+        <w:sz w:val="20"/>
+      </w:rPr>
+    </w:lvl>
+    <w:lvl w:ilvl="6" w:tentative="1">
+      <w:start w:val="1"/>
+      <w:numFmt w:val="bullet"/>
+      <w:lvlText w:val=""/>
+      <w:lvlJc w:val="left"/>
+      <w:pPr>
+        <w:tabs>
+          <w:tab w:val="num" w:pos="5040"/>
+        </w:tabs>
+        <w:ind w:left="5040" w:hanging="360"/>
+      </w:pPr>
+      <w:rPr>
+        <w:rFonts w:ascii="Wingdings" w:hAnsi="Wingdings" w:hint="default"/>
+        <w:sz w:val="20"/>
+      </w:rPr>
+    </w:lvl>
+    <w:lvl w:ilvl="7" w:tentative="1">
+      <w:start w:val="1"/>
+      <w:numFmt w:val="bullet"/>
+      <w:lvlText w:val=""/>
+      <w:lvlJc w:val="left"/>
+      <w:pPr>
+        <w:tabs>
+          <w:tab w:val="num" w:pos="5760"/>
+        </w:tabs>
+        <w:ind w:left="5760" w:hanging="360"/>
+      </w:pPr>
+      <w:rPr>
+        <w:rFonts w:ascii="Wingdings" w:hAnsi="Wingdings" w:hint="default"/>
+        <w:sz w:val="20"/>
+      </w:rPr>
+    </w:lvl>
+    <w:lvl w:ilvl="8" w:tentative="1">
+      <w:start w:val="1"/>
+      <w:numFmt w:val="bullet"/>
+      <w:lvlText w:val=""/>
+      <w:lvlJc w:val="left"/>
+      <w:pPr>
+        <w:tabs>
+          <w:tab w:val="num" w:pos="6480"/>
+        </w:tabs>
+        <w:ind w:left="6480" w:hanging="360"/>
+      </w:pPr>
+      <w:rPr>
+        <w:rFonts w:ascii="Wingdings" w:hAnsi="Wingdings" w:hint="default"/>
+        <w:sz w:val="20"/>
+      </w:rPr>
+    </w:lvl>
+  </w:abstractNum>
+  <w:abstractNum w:abstractNumId="9" w15:restartNumberingAfterBreak="0">
     <w:nsid w:val="1B194A62"/>
     <w:multiLevelType w:val="multilevel"/>
     <w:tmpl w:val="8A82433E"/>
@@ -5125,7 +7442,7 @@
       </w:rPr>
     </w:lvl>
   </w:abstractNum>
-  <w:abstractNum w:abstractNumId="7" w15:restartNumberingAfterBreak="0">
+  <w:abstractNum w:abstractNumId="10" w15:restartNumberingAfterBreak="0">
     <w:nsid w:val="1D295AE5"/>
     <w:multiLevelType w:val="multilevel"/>
     <w:tmpl w:val="B86A6AB0"/>
@@ -5274,7 +7591,269 @@
       </w:rPr>
     </w:lvl>
   </w:abstractNum>
-  <w:abstractNum w:abstractNumId="8" w15:restartNumberingAfterBreak="0">
+  <w:abstractNum w:abstractNumId="11" w15:restartNumberingAfterBreak="0">
+    <w:nsid w:val="1F37385C"/>
+    <w:multiLevelType w:val="multilevel"/>
+    <w:tmpl w:val="A7222BC2"/>
+    <w:lvl w:ilvl="0">
+      <w:start w:val="1"/>
+      <w:numFmt w:val="bullet"/>
+      <w:lvlText w:val=""/>
+      <w:lvlJc w:val="left"/>
+      <w:pPr>
+        <w:tabs>
+          <w:tab w:val="num" w:pos="720"/>
+        </w:tabs>
+        <w:ind w:left="720" w:hanging="360"/>
+      </w:pPr>
+      <w:rPr>
+        <w:rFonts w:ascii="Symbol" w:hAnsi="Symbol" w:hint="default"/>
+        <w:sz w:val="20"/>
+      </w:rPr>
+    </w:lvl>
+    <w:lvl w:ilvl="1" w:tentative="1">
+      <w:start w:val="1"/>
+      <w:numFmt w:val="bullet"/>
+      <w:lvlText w:val="o"/>
+      <w:lvlJc w:val="left"/>
+      <w:pPr>
+        <w:tabs>
+          <w:tab w:val="num" w:pos="1440"/>
+        </w:tabs>
+        <w:ind w:left="1440" w:hanging="360"/>
+      </w:pPr>
+      <w:rPr>
+        <w:rFonts w:ascii="Courier New" w:hAnsi="Courier New" w:hint="default"/>
+        <w:sz w:val="20"/>
+      </w:rPr>
+    </w:lvl>
+    <w:lvl w:ilvl="2" w:tentative="1">
+      <w:start w:val="1"/>
+      <w:numFmt w:val="bullet"/>
+      <w:lvlText w:val=""/>
+      <w:lvlJc w:val="left"/>
+      <w:pPr>
+        <w:tabs>
+          <w:tab w:val="num" w:pos="2160"/>
+        </w:tabs>
+        <w:ind w:left="2160" w:hanging="360"/>
+      </w:pPr>
+      <w:rPr>
+        <w:rFonts w:ascii="Wingdings" w:hAnsi="Wingdings" w:hint="default"/>
+        <w:sz w:val="20"/>
+      </w:rPr>
+    </w:lvl>
+    <w:lvl w:ilvl="3" w:tentative="1">
+      <w:start w:val="1"/>
+      <w:numFmt w:val="bullet"/>
+      <w:lvlText w:val=""/>
+      <w:lvlJc w:val="left"/>
+      <w:pPr>
+        <w:tabs>
+          <w:tab w:val="num" w:pos="2880"/>
+        </w:tabs>
+        <w:ind w:left="2880" w:hanging="360"/>
+      </w:pPr>
+      <w:rPr>
+        <w:rFonts w:ascii="Wingdings" w:hAnsi="Wingdings" w:hint="default"/>
+        <w:sz w:val="20"/>
+      </w:rPr>
+    </w:lvl>
+    <w:lvl w:ilvl="4" w:tentative="1">
+      <w:start w:val="1"/>
+      <w:numFmt w:val="bullet"/>
+      <w:lvlText w:val=""/>
+      <w:lvlJc w:val="left"/>
+      <w:pPr>
+        <w:tabs>
+          <w:tab w:val="num" w:pos="3600"/>
+        </w:tabs>
+        <w:ind w:left="3600" w:hanging="360"/>
+      </w:pPr>
+      <w:rPr>
+        <w:rFonts w:ascii="Wingdings" w:hAnsi="Wingdings" w:hint="default"/>
+        <w:sz w:val="20"/>
+      </w:rPr>
+    </w:lvl>
+    <w:lvl w:ilvl="5" w:tentative="1">
+      <w:start w:val="1"/>
+      <w:numFmt w:val="bullet"/>
+      <w:lvlText w:val=""/>
+      <w:lvlJc w:val="left"/>
+      <w:pPr>
+        <w:tabs>
+          <w:tab w:val="num" w:pos="4320"/>
+        </w:tabs>
+        <w:ind w:left="4320" w:hanging="360"/>
+      </w:pPr>
+      <w:rPr>
+        <w:rFonts w:ascii="Wingdings" w:hAnsi="Wingdings" w:hint="default"/>
+        <w:sz w:val="20"/>
+      </w:rPr>
+    </w:lvl>
+    <w:lvl w:ilvl="6" w:tentative="1">
+      <w:start w:val="1"/>
+      <w:numFmt w:val="bullet"/>
+      <w:lvlText w:val=""/>
+      <w:lvlJc w:val="left"/>
+      <w:pPr>
+        <w:tabs>
+          <w:tab w:val="num" w:pos="5040"/>
+        </w:tabs>
+        <w:ind w:left="5040" w:hanging="360"/>
+      </w:pPr>
+      <w:rPr>
+        <w:rFonts w:ascii="Wingdings" w:hAnsi="Wingdings" w:hint="default"/>
+        <w:sz w:val="20"/>
+      </w:rPr>
+    </w:lvl>
+    <w:lvl w:ilvl="7" w:tentative="1">
+      <w:start w:val="1"/>
+      <w:numFmt w:val="bullet"/>
+      <w:lvlText w:val=""/>
+      <w:lvlJc w:val="left"/>
+      <w:pPr>
+        <w:tabs>
+          <w:tab w:val="num" w:pos="5760"/>
+        </w:tabs>
+        <w:ind w:left="5760" w:hanging="360"/>
+      </w:pPr>
+      <w:rPr>
+        <w:rFonts w:ascii="Wingdings" w:hAnsi="Wingdings" w:hint="default"/>
+        <w:sz w:val="20"/>
+      </w:rPr>
+    </w:lvl>
+    <w:lvl w:ilvl="8" w:tentative="1">
+      <w:start w:val="1"/>
+      <w:numFmt w:val="bullet"/>
+      <w:lvlText w:val=""/>
+      <w:lvlJc w:val="left"/>
+      <w:pPr>
+        <w:tabs>
+          <w:tab w:val="num" w:pos="6480"/>
+        </w:tabs>
+        <w:ind w:left="6480" w:hanging="360"/>
+      </w:pPr>
+      <w:rPr>
+        <w:rFonts w:ascii="Wingdings" w:hAnsi="Wingdings" w:hint="default"/>
+        <w:sz w:val="20"/>
+      </w:rPr>
+    </w:lvl>
+  </w:abstractNum>
+  <w:abstractNum w:abstractNumId="12" w15:restartNumberingAfterBreak="0">
+    <w:nsid w:val="25026A1E"/>
+    <w:multiLevelType w:val="multilevel"/>
+    <w:tmpl w:val="9850CB1C"/>
+    <w:lvl w:ilvl="0">
+      <w:start w:val="1"/>
+      <w:numFmt w:val="decimal"/>
+      <w:lvlText w:val="%1."/>
+      <w:lvlJc w:val="left"/>
+      <w:pPr>
+        <w:tabs>
+          <w:tab w:val="num" w:pos="720"/>
+        </w:tabs>
+        <w:ind w:left="720" w:hanging="360"/>
+      </w:pPr>
+    </w:lvl>
+    <w:lvl w:ilvl="1" w:tentative="1">
+      <w:start w:val="1"/>
+      <w:numFmt w:val="decimal"/>
+      <w:lvlText w:val="%2."/>
+      <w:lvlJc w:val="left"/>
+      <w:pPr>
+        <w:tabs>
+          <w:tab w:val="num" w:pos="1440"/>
+        </w:tabs>
+        <w:ind w:left="1440" w:hanging="360"/>
+      </w:pPr>
+    </w:lvl>
+    <w:lvl w:ilvl="2" w:tentative="1">
+      <w:start w:val="1"/>
+      <w:numFmt w:val="decimal"/>
+      <w:lvlText w:val="%3."/>
+      <w:lvlJc w:val="left"/>
+      <w:pPr>
+        <w:tabs>
+          <w:tab w:val="num" w:pos="2160"/>
+        </w:tabs>
+        <w:ind w:left="2160" w:hanging="360"/>
+      </w:pPr>
+    </w:lvl>
+    <w:lvl w:ilvl="3" w:tentative="1">
+      <w:start w:val="1"/>
+      <w:numFmt w:val="decimal"/>
+      <w:lvlText w:val="%4."/>
+      <w:lvlJc w:val="left"/>
+      <w:pPr>
+        <w:tabs>
+          <w:tab w:val="num" w:pos="2880"/>
+        </w:tabs>
+        <w:ind w:left="2880" w:hanging="360"/>
+      </w:pPr>
+    </w:lvl>
+    <w:lvl w:ilvl="4" w:tentative="1">
+      <w:start w:val="1"/>
+      <w:numFmt w:val="decimal"/>
+      <w:lvlText w:val="%5."/>
+      <w:lvlJc w:val="left"/>
+      <w:pPr>
+        <w:tabs>
+          <w:tab w:val="num" w:pos="3600"/>
+        </w:tabs>
+        <w:ind w:left="3600" w:hanging="360"/>
+      </w:pPr>
+    </w:lvl>
+    <w:lvl w:ilvl="5" w:tentative="1">
+      <w:start w:val="1"/>
+      <w:numFmt w:val="decimal"/>
+      <w:lvlText w:val="%6."/>
+      <w:lvlJc w:val="left"/>
+      <w:pPr>
+        <w:tabs>
+          <w:tab w:val="num" w:pos="4320"/>
+        </w:tabs>
+        <w:ind w:left="4320" w:hanging="360"/>
+      </w:pPr>
+    </w:lvl>
+    <w:lvl w:ilvl="6" w:tentative="1">
+      <w:start w:val="1"/>
+      <w:numFmt w:val="decimal"/>
+      <w:lvlText w:val="%7."/>
+      <w:lvlJc w:val="left"/>
+      <w:pPr>
+        <w:tabs>
+          <w:tab w:val="num" w:pos="5040"/>
+        </w:tabs>
+        <w:ind w:left="5040" w:hanging="360"/>
+      </w:pPr>
+    </w:lvl>
+    <w:lvl w:ilvl="7" w:tentative="1">
+      <w:start w:val="1"/>
+      <w:numFmt w:val="decimal"/>
+      <w:lvlText w:val="%8."/>
+      <w:lvlJc w:val="left"/>
+      <w:pPr>
+        <w:tabs>
+          <w:tab w:val="num" w:pos="5760"/>
+        </w:tabs>
+        <w:ind w:left="5760" w:hanging="360"/>
+      </w:pPr>
+    </w:lvl>
+    <w:lvl w:ilvl="8" w:tentative="1">
+      <w:start w:val="1"/>
+      <w:numFmt w:val="decimal"/>
+      <w:lvlText w:val="%9."/>
+      <w:lvlJc w:val="left"/>
+      <w:pPr>
+        <w:tabs>
+          <w:tab w:val="num" w:pos="6480"/>
+        </w:tabs>
+        <w:ind w:left="6480" w:hanging="360"/>
+      </w:pPr>
+    </w:lvl>
+  </w:abstractNum>
+  <w:abstractNum w:abstractNumId="13" w15:restartNumberingAfterBreak="0">
     <w:nsid w:val="25306070"/>
     <w:multiLevelType w:val="multilevel"/>
     <w:tmpl w:val="D04EC2B8"/>
@@ -5423,7 +8002,7 @@
       </w:rPr>
     </w:lvl>
   </w:abstractNum>
-  <w:abstractNum w:abstractNumId="9" w15:restartNumberingAfterBreak="0">
+  <w:abstractNum w:abstractNumId="14" w15:restartNumberingAfterBreak="0">
     <w:nsid w:val="29973CC5"/>
     <w:multiLevelType w:val="multilevel"/>
     <w:tmpl w:val="1E3AF64E"/>
@@ -5572,7 +8151,603 @@
       </w:rPr>
     </w:lvl>
   </w:abstractNum>
-  <w:abstractNum w:abstractNumId="10" w15:restartNumberingAfterBreak="0">
+  <w:abstractNum w:abstractNumId="15" w15:restartNumberingAfterBreak="0">
+    <w:nsid w:val="30B7147A"/>
+    <w:multiLevelType w:val="multilevel"/>
+    <w:tmpl w:val="9CAA9436"/>
+    <w:lvl w:ilvl="0">
+      <w:start w:val="1"/>
+      <w:numFmt w:val="bullet"/>
+      <w:lvlText w:val=""/>
+      <w:lvlJc w:val="left"/>
+      <w:pPr>
+        <w:tabs>
+          <w:tab w:val="num" w:pos="720"/>
+        </w:tabs>
+        <w:ind w:left="720" w:hanging="360"/>
+      </w:pPr>
+      <w:rPr>
+        <w:rFonts w:ascii="Symbol" w:hAnsi="Symbol" w:hint="default"/>
+        <w:sz w:val="20"/>
+      </w:rPr>
+    </w:lvl>
+    <w:lvl w:ilvl="1" w:tentative="1">
+      <w:start w:val="1"/>
+      <w:numFmt w:val="bullet"/>
+      <w:lvlText w:val="o"/>
+      <w:lvlJc w:val="left"/>
+      <w:pPr>
+        <w:tabs>
+          <w:tab w:val="num" w:pos="1440"/>
+        </w:tabs>
+        <w:ind w:left="1440" w:hanging="360"/>
+      </w:pPr>
+      <w:rPr>
+        <w:rFonts w:ascii="Courier New" w:hAnsi="Courier New" w:hint="default"/>
+        <w:sz w:val="20"/>
+      </w:rPr>
+    </w:lvl>
+    <w:lvl w:ilvl="2" w:tentative="1">
+      <w:start w:val="1"/>
+      <w:numFmt w:val="bullet"/>
+      <w:lvlText w:val=""/>
+      <w:lvlJc w:val="left"/>
+      <w:pPr>
+        <w:tabs>
+          <w:tab w:val="num" w:pos="2160"/>
+        </w:tabs>
+        <w:ind w:left="2160" w:hanging="360"/>
+      </w:pPr>
+      <w:rPr>
+        <w:rFonts w:ascii="Wingdings" w:hAnsi="Wingdings" w:hint="default"/>
+        <w:sz w:val="20"/>
+      </w:rPr>
+    </w:lvl>
+    <w:lvl w:ilvl="3" w:tentative="1">
+      <w:start w:val="1"/>
+      <w:numFmt w:val="bullet"/>
+      <w:lvlText w:val=""/>
+      <w:lvlJc w:val="left"/>
+      <w:pPr>
+        <w:tabs>
+          <w:tab w:val="num" w:pos="2880"/>
+        </w:tabs>
+        <w:ind w:left="2880" w:hanging="360"/>
+      </w:pPr>
+      <w:rPr>
+        <w:rFonts w:ascii="Wingdings" w:hAnsi="Wingdings" w:hint="default"/>
+        <w:sz w:val="20"/>
+      </w:rPr>
+    </w:lvl>
+    <w:lvl w:ilvl="4" w:tentative="1">
+      <w:start w:val="1"/>
+      <w:numFmt w:val="bullet"/>
+      <w:lvlText w:val=""/>
+      <w:lvlJc w:val="left"/>
+      <w:pPr>
+        <w:tabs>
+          <w:tab w:val="num" w:pos="3600"/>
+        </w:tabs>
+        <w:ind w:left="3600" w:hanging="360"/>
+      </w:pPr>
+      <w:rPr>
+        <w:rFonts w:ascii="Wingdings" w:hAnsi="Wingdings" w:hint="default"/>
+        <w:sz w:val="20"/>
+      </w:rPr>
+    </w:lvl>
+    <w:lvl w:ilvl="5" w:tentative="1">
+      <w:start w:val="1"/>
+      <w:numFmt w:val="bullet"/>
+      <w:lvlText w:val=""/>
+      <w:lvlJc w:val="left"/>
+      <w:pPr>
+        <w:tabs>
+          <w:tab w:val="num" w:pos="4320"/>
+        </w:tabs>
+        <w:ind w:left="4320" w:hanging="360"/>
+      </w:pPr>
+      <w:rPr>
+        <w:rFonts w:ascii="Wingdings" w:hAnsi="Wingdings" w:hint="default"/>
+        <w:sz w:val="20"/>
+      </w:rPr>
+    </w:lvl>
+    <w:lvl w:ilvl="6" w:tentative="1">
+      <w:start w:val="1"/>
+      <w:numFmt w:val="bullet"/>
+      <w:lvlText w:val=""/>
+      <w:lvlJc w:val="left"/>
+      <w:pPr>
+        <w:tabs>
+          <w:tab w:val="num" w:pos="5040"/>
+        </w:tabs>
+        <w:ind w:left="5040" w:hanging="360"/>
+      </w:pPr>
+      <w:rPr>
+        <w:rFonts w:ascii="Wingdings" w:hAnsi="Wingdings" w:hint="default"/>
+        <w:sz w:val="20"/>
+      </w:rPr>
+    </w:lvl>
+    <w:lvl w:ilvl="7" w:tentative="1">
+      <w:start w:val="1"/>
+      <w:numFmt w:val="bullet"/>
+      <w:lvlText w:val=""/>
+      <w:lvlJc w:val="left"/>
+      <w:pPr>
+        <w:tabs>
+          <w:tab w:val="num" w:pos="5760"/>
+        </w:tabs>
+        <w:ind w:left="5760" w:hanging="360"/>
+      </w:pPr>
+      <w:rPr>
+        <w:rFonts w:ascii="Wingdings" w:hAnsi="Wingdings" w:hint="default"/>
+        <w:sz w:val="20"/>
+      </w:rPr>
+    </w:lvl>
+    <w:lvl w:ilvl="8" w:tentative="1">
+      <w:start w:val="1"/>
+      <w:numFmt w:val="bullet"/>
+      <w:lvlText w:val=""/>
+      <w:lvlJc w:val="left"/>
+      <w:pPr>
+        <w:tabs>
+          <w:tab w:val="num" w:pos="6480"/>
+        </w:tabs>
+        <w:ind w:left="6480" w:hanging="360"/>
+      </w:pPr>
+      <w:rPr>
+        <w:rFonts w:ascii="Wingdings" w:hAnsi="Wingdings" w:hint="default"/>
+        <w:sz w:val="20"/>
+      </w:rPr>
+    </w:lvl>
+  </w:abstractNum>
+  <w:abstractNum w:abstractNumId="16" w15:restartNumberingAfterBreak="0">
+    <w:nsid w:val="31972D36"/>
+    <w:multiLevelType w:val="multilevel"/>
+    <w:tmpl w:val="5DE4637A"/>
+    <w:lvl w:ilvl="0">
+      <w:start w:val="1"/>
+      <w:numFmt w:val="bullet"/>
+      <w:lvlText w:val=""/>
+      <w:lvlJc w:val="left"/>
+      <w:pPr>
+        <w:tabs>
+          <w:tab w:val="num" w:pos="720"/>
+        </w:tabs>
+        <w:ind w:left="720" w:hanging="360"/>
+      </w:pPr>
+      <w:rPr>
+        <w:rFonts w:ascii="Symbol" w:hAnsi="Symbol" w:hint="default"/>
+        <w:sz w:val="20"/>
+      </w:rPr>
+    </w:lvl>
+    <w:lvl w:ilvl="1" w:tentative="1">
+      <w:start w:val="1"/>
+      <w:numFmt w:val="bullet"/>
+      <w:lvlText w:val="o"/>
+      <w:lvlJc w:val="left"/>
+      <w:pPr>
+        <w:tabs>
+          <w:tab w:val="num" w:pos="1440"/>
+        </w:tabs>
+        <w:ind w:left="1440" w:hanging="360"/>
+      </w:pPr>
+      <w:rPr>
+        <w:rFonts w:ascii="Courier New" w:hAnsi="Courier New" w:hint="default"/>
+        <w:sz w:val="20"/>
+      </w:rPr>
+    </w:lvl>
+    <w:lvl w:ilvl="2" w:tentative="1">
+      <w:start w:val="1"/>
+      <w:numFmt w:val="bullet"/>
+      <w:lvlText w:val=""/>
+      <w:lvlJc w:val="left"/>
+      <w:pPr>
+        <w:tabs>
+          <w:tab w:val="num" w:pos="2160"/>
+        </w:tabs>
+        <w:ind w:left="2160" w:hanging="360"/>
+      </w:pPr>
+      <w:rPr>
+        <w:rFonts w:ascii="Wingdings" w:hAnsi="Wingdings" w:hint="default"/>
+        <w:sz w:val="20"/>
+      </w:rPr>
+    </w:lvl>
+    <w:lvl w:ilvl="3" w:tentative="1">
+      <w:start w:val="1"/>
+      <w:numFmt w:val="bullet"/>
+      <w:lvlText w:val=""/>
+      <w:lvlJc w:val="left"/>
+      <w:pPr>
+        <w:tabs>
+          <w:tab w:val="num" w:pos="2880"/>
+        </w:tabs>
+        <w:ind w:left="2880" w:hanging="360"/>
+      </w:pPr>
+      <w:rPr>
+        <w:rFonts w:ascii="Wingdings" w:hAnsi="Wingdings" w:hint="default"/>
+        <w:sz w:val="20"/>
+      </w:rPr>
+    </w:lvl>
+    <w:lvl w:ilvl="4" w:tentative="1">
+      <w:start w:val="1"/>
+      <w:numFmt w:val="bullet"/>
+      <w:lvlText w:val=""/>
+      <w:lvlJc w:val="left"/>
+      <w:pPr>
+        <w:tabs>
+          <w:tab w:val="num" w:pos="3600"/>
+        </w:tabs>
+        <w:ind w:left="3600" w:hanging="360"/>
+      </w:pPr>
+      <w:rPr>
+        <w:rFonts w:ascii="Wingdings" w:hAnsi="Wingdings" w:hint="default"/>
+        <w:sz w:val="20"/>
+      </w:rPr>
+    </w:lvl>
+    <w:lvl w:ilvl="5" w:tentative="1">
+      <w:start w:val="1"/>
+      <w:numFmt w:val="bullet"/>
+      <w:lvlText w:val=""/>
+      <w:lvlJc w:val="left"/>
+      <w:pPr>
+        <w:tabs>
+          <w:tab w:val="num" w:pos="4320"/>
+        </w:tabs>
+        <w:ind w:left="4320" w:hanging="360"/>
+      </w:pPr>
+      <w:rPr>
+        <w:rFonts w:ascii="Wingdings" w:hAnsi="Wingdings" w:hint="default"/>
+        <w:sz w:val="20"/>
+      </w:rPr>
+    </w:lvl>
+    <w:lvl w:ilvl="6" w:tentative="1">
+      <w:start w:val="1"/>
+      <w:numFmt w:val="bullet"/>
+      <w:lvlText w:val=""/>
+      <w:lvlJc w:val="left"/>
+      <w:pPr>
+        <w:tabs>
+          <w:tab w:val="num" w:pos="5040"/>
+        </w:tabs>
+        <w:ind w:left="5040" w:hanging="360"/>
+      </w:pPr>
+      <w:rPr>
+        <w:rFonts w:ascii="Wingdings" w:hAnsi="Wingdings" w:hint="default"/>
+        <w:sz w:val="20"/>
+      </w:rPr>
+    </w:lvl>
+    <w:lvl w:ilvl="7" w:tentative="1">
+      <w:start w:val="1"/>
+      <w:numFmt w:val="bullet"/>
+      <w:lvlText w:val=""/>
+      <w:lvlJc w:val="left"/>
+      <w:pPr>
+        <w:tabs>
+          <w:tab w:val="num" w:pos="5760"/>
+        </w:tabs>
+        <w:ind w:left="5760" w:hanging="360"/>
+      </w:pPr>
+      <w:rPr>
+        <w:rFonts w:ascii="Wingdings" w:hAnsi="Wingdings" w:hint="default"/>
+        <w:sz w:val="20"/>
+      </w:rPr>
+    </w:lvl>
+    <w:lvl w:ilvl="8" w:tentative="1">
+      <w:start w:val="1"/>
+      <w:numFmt w:val="bullet"/>
+      <w:lvlText w:val=""/>
+      <w:lvlJc w:val="left"/>
+      <w:pPr>
+        <w:tabs>
+          <w:tab w:val="num" w:pos="6480"/>
+        </w:tabs>
+        <w:ind w:left="6480" w:hanging="360"/>
+      </w:pPr>
+      <w:rPr>
+        <w:rFonts w:ascii="Wingdings" w:hAnsi="Wingdings" w:hint="default"/>
+        <w:sz w:val="20"/>
+      </w:rPr>
+    </w:lvl>
+  </w:abstractNum>
+  <w:abstractNum w:abstractNumId="17" w15:restartNumberingAfterBreak="0">
+    <w:nsid w:val="35966D14"/>
+    <w:multiLevelType w:val="multilevel"/>
+    <w:tmpl w:val="BA307D32"/>
+    <w:lvl w:ilvl="0">
+      <w:start w:val="1"/>
+      <w:numFmt w:val="bullet"/>
+      <w:lvlText w:val=""/>
+      <w:lvlJc w:val="left"/>
+      <w:pPr>
+        <w:tabs>
+          <w:tab w:val="num" w:pos="720"/>
+        </w:tabs>
+        <w:ind w:left="720" w:hanging="360"/>
+      </w:pPr>
+      <w:rPr>
+        <w:rFonts w:ascii="Symbol" w:hAnsi="Symbol" w:hint="default"/>
+        <w:sz w:val="20"/>
+      </w:rPr>
+    </w:lvl>
+    <w:lvl w:ilvl="1" w:tentative="1">
+      <w:start w:val="1"/>
+      <w:numFmt w:val="bullet"/>
+      <w:lvlText w:val="o"/>
+      <w:lvlJc w:val="left"/>
+      <w:pPr>
+        <w:tabs>
+          <w:tab w:val="num" w:pos="1440"/>
+        </w:tabs>
+        <w:ind w:left="1440" w:hanging="360"/>
+      </w:pPr>
+      <w:rPr>
+        <w:rFonts w:ascii="Courier New" w:hAnsi="Courier New" w:hint="default"/>
+        <w:sz w:val="20"/>
+      </w:rPr>
+    </w:lvl>
+    <w:lvl w:ilvl="2" w:tentative="1">
+      <w:start w:val="1"/>
+      <w:numFmt w:val="bullet"/>
+      <w:lvlText w:val=""/>
+      <w:lvlJc w:val="left"/>
+      <w:pPr>
+        <w:tabs>
+          <w:tab w:val="num" w:pos="2160"/>
+        </w:tabs>
+        <w:ind w:left="2160" w:hanging="360"/>
+      </w:pPr>
+      <w:rPr>
+        <w:rFonts w:ascii="Wingdings" w:hAnsi="Wingdings" w:hint="default"/>
+        <w:sz w:val="20"/>
+      </w:rPr>
+    </w:lvl>
+    <w:lvl w:ilvl="3" w:tentative="1">
+      <w:start w:val="1"/>
+      <w:numFmt w:val="bullet"/>
+      <w:lvlText w:val=""/>
+      <w:lvlJc w:val="left"/>
+      <w:pPr>
+        <w:tabs>
+          <w:tab w:val="num" w:pos="2880"/>
+        </w:tabs>
+        <w:ind w:left="2880" w:hanging="360"/>
+      </w:pPr>
+      <w:rPr>
+        <w:rFonts w:ascii="Wingdings" w:hAnsi="Wingdings" w:hint="default"/>
+        <w:sz w:val="20"/>
+      </w:rPr>
+    </w:lvl>
+    <w:lvl w:ilvl="4" w:tentative="1">
+      <w:start w:val="1"/>
+      <w:numFmt w:val="bullet"/>
+      <w:lvlText w:val=""/>
+      <w:lvlJc w:val="left"/>
+      <w:pPr>
+        <w:tabs>
+          <w:tab w:val="num" w:pos="3600"/>
+        </w:tabs>
+        <w:ind w:left="3600" w:hanging="360"/>
+      </w:pPr>
+      <w:rPr>
+        <w:rFonts w:ascii="Wingdings" w:hAnsi="Wingdings" w:hint="default"/>
+        <w:sz w:val="20"/>
+      </w:rPr>
+    </w:lvl>
+    <w:lvl w:ilvl="5" w:tentative="1">
+      <w:start w:val="1"/>
+      <w:numFmt w:val="bullet"/>
+      <w:lvlText w:val=""/>
+      <w:lvlJc w:val="left"/>
+      <w:pPr>
+        <w:tabs>
+          <w:tab w:val="num" w:pos="4320"/>
+        </w:tabs>
+        <w:ind w:left="4320" w:hanging="360"/>
+      </w:pPr>
+      <w:rPr>
+        <w:rFonts w:ascii="Wingdings" w:hAnsi="Wingdings" w:hint="default"/>
+        <w:sz w:val="20"/>
+      </w:rPr>
+    </w:lvl>
+    <w:lvl w:ilvl="6" w:tentative="1">
+      <w:start w:val="1"/>
+      <w:numFmt w:val="bullet"/>
+      <w:lvlText w:val=""/>
+      <w:lvlJc w:val="left"/>
+      <w:pPr>
+        <w:tabs>
+          <w:tab w:val="num" w:pos="5040"/>
+        </w:tabs>
+        <w:ind w:left="5040" w:hanging="360"/>
+      </w:pPr>
+      <w:rPr>
+        <w:rFonts w:ascii="Wingdings" w:hAnsi="Wingdings" w:hint="default"/>
+        <w:sz w:val="20"/>
+      </w:rPr>
+    </w:lvl>
+    <w:lvl w:ilvl="7" w:tentative="1">
+      <w:start w:val="1"/>
+      <w:numFmt w:val="bullet"/>
+      <w:lvlText w:val=""/>
+      <w:lvlJc w:val="left"/>
+      <w:pPr>
+        <w:tabs>
+          <w:tab w:val="num" w:pos="5760"/>
+        </w:tabs>
+        <w:ind w:left="5760" w:hanging="360"/>
+      </w:pPr>
+      <w:rPr>
+        <w:rFonts w:ascii="Wingdings" w:hAnsi="Wingdings" w:hint="default"/>
+        <w:sz w:val="20"/>
+      </w:rPr>
+    </w:lvl>
+    <w:lvl w:ilvl="8" w:tentative="1">
+      <w:start w:val="1"/>
+      <w:numFmt w:val="bullet"/>
+      <w:lvlText w:val=""/>
+      <w:lvlJc w:val="left"/>
+      <w:pPr>
+        <w:tabs>
+          <w:tab w:val="num" w:pos="6480"/>
+        </w:tabs>
+        <w:ind w:left="6480" w:hanging="360"/>
+      </w:pPr>
+      <w:rPr>
+        <w:rFonts w:ascii="Wingdings" w:hAnsi="Wingdings" w:hint="default"/>
+        <w:sz w:val="20"/>
+      </w:rPr>
+    </w:lvl>
+  </w:abstractNum>
+  <w:abstractNum w:abstractNumId="18" w15:restartNumberingAfterBreak="0">
+    <w:nsid w:val="387524E1"/>
+    <w:multiLevelType w:val="multilevel"/>
+    <w:tmpl w:val="0890BA94"/>
+    <w:lvl w:ilvl="0">
+      <w:start w:val="1"/>
+      <w:numFmt w:val="bullet"/>
+      <w:lvlText w:val=""/>
+      <w:lvlJc w:val="left"/>
+      <w:pPr>
+        <w:tabs>
+          <w:tab w:val="num" w:pos="720"/>
+        </w:tabs>
+        <w:ind w:left="720" w:hanging="360"/>
+      </w:pPr>
+      <w:rPr>
+        <w:rFonts w:ascii="Symbol" w:hAnsi="Symbol" w:hint="default"/>
+        <w:sz w:val="20"/>
+      </w:rPr>
+    </w:lvl>
+    <w:lvl w:ilvl="1" w:tentative="1">
+      <w:start w:val="1"/>
+      <w:numFmt w:val="bullet"/>
+      <w:lvlText w:val="o"/>
+      <w:lvlJc w:val="left"/>
+      <w:pPr>
+        <w:tabs>
+          <w:tab w:val="num" w:pos="1440"/>
+        </w:tabs>
+        <w:ind w:left="1440" w:hanging="360"/>
+      </w:pPr>
+      <w:rPr>
+        <w:rFonts w:ascii="Courier New" w:hAnsi="Courier New" w:hint="default"/>
+        <w:sz w:val="20"/>
+      </w:rPr>
+    </w:lvl>
+    <w:lvl w:ilvl="2" w:tentative="1">
+      <w:start w:val="1"/>
+      <w:numFmt w:val="bullet"/>
+      <w:lvlText w:val=""/>
+      <w:lvlJc w:val="left"/>
+      <w:pPr>
+        <w:tabs>
+          <w:tab w:val="num" w:pos="2160"/>
+        </w:tabs>
+        <w:ind w:left="2160" w:hanging="360"/>
+      </w:pPr>
+      <w:rPr>
+        <w:rFonts w:ascii="Wingdings" w:hAnsi="Wingdings" w:hint="default"/>
+        <w:sz w:val="20"/>
+      </w:rPr>
+    </w:lvl>
+    <w:lvl w:ilvl="3" w:tentative="1">
+      <w:start w:val="1"/>
+      <w:numFmt w:val="bullet"/>
+      <w:lvlText w:val=""/>
+      <w:lvlJc w:val="left"/>
+      <w:pPr>
+        <w:tabs>
+          <w:tab w:val="num" w:pos="2880"/>
+        </w:tabs>
+        <w:ind w:left="2880" w:hanging="360"/>
+      </w:pPr>
+      <w:rPr>
+        <w:rFonts w:ascii="Wingdings" w:hAnsi="Wingdings" w:hint="default"/>
+        <w:sz w:val="20"/>
+      </w:rPr>
+    </w:lvl>
+    <w:lvl w:ilvl="4" w:tentative="1">
+      <w:start w:val="1"/>
+      <w:numFmt w:val="bullet"/>
+      <w:lvlText w:val=""/>
+      <w:lvlJc w:val="left"/>
+      <w:pPr>
+        <w:tabs>
+          <w:tab w:val="num" w:pos="3600"/>
+        </w:tabs>
+        <w:ind w:left="3600" w:hanging="360"/>
+      </w:pPr>
+      <w:rPr>
+        <w:rFonts w:ascii="Wingdings" w:hAnsi="Wingdings" w:hint="default"/>
+        <w:sz w:val="20"/>
+      </w:rPr>
+    </w:lvl>
+    <w:lvl w:ilvl="5" w:tentative="1">
+      <w:start w:val="1"/>
+      <w:numFmt w:val="bullet"/>
+      <w:lvlText w:val=""/>
+      <w:lvlJc w:val="left"/>
+      <w:pPr>
+        <w:tabs>
+          <w:tab w:val="num" w:pos="4320"/>
+        </w:tabs>
+        <w:ind w:left="4320" w:hanging="360"/>
+      </w:pPr>
+      <w:rPr>
+        <w:rFonts w:ascii="Wingdings" w:hAnsi="Wingdings" w:hint="default"/>
+        <w:sz w:val="20"/>
+      </w:rPr>
+    </w:lvl>
+    <w:lvl w:ilvl="6" w:tentative="1">
+      <w:start w:val="1"/>
+      <w:numFmt w:val="bullet"/>
+      <w:lvlText w:val=""/>
+      <w:lvlJc w:val="left"/>
+      <w:pPr>
+        <w:tabs>
+          <w:tab w:val="num" w:pos="5040"/>
+        </w:tabs>
+        <w:ind w:left="5040" w:hanging="360"/>
+      </w:pPr>
+      <w:rPr>
+        <w:rFonts w:ascii="Wingdings" w:hAnsi="Wingdings" w:hint="default"/>
+        <w:sz w:val="20"/>
+      </w:rPr>
+    </w:lvl>
+    <w:lvl w:ilvl="7" w:tentative="1">
+      <w:start w:val="1"/>
+      <w:numFmt w:val="bullet"/>
+      <w:lvlText w:val=""/>
+      <w:lvlJc w:val="left"/>
+      <w:pPr>
+        <w:tabs>
+          <w:tab w:val="num" w:pos="5760"/>
+        </w:tabs>
+        <w:ind w:left="5760" w:hanging="360"/>
+      </w:pPr>
+      <w:rPr>
+        <w:rFonts w:ascii="Wingdings" w:hAnsi="Wingdings" w:hint="default"/>
+        <w:sz w:val="20"/>
+      </w:rPr>
+    </w:lvl>
+    <w:lvl w:ilvl="8" w:tentative="1">
+      <w:start w:val="1"/>
+      <w:numFmt w:val="bullet"/>
+      <w:lvlText w:val=""/>
+      <w:lvlJc w:val="left"/>
+      <w:pPr>
+        <w:tabs>
+          <w:tab w:val="num" w:pos="6480"/>
+        </w:tabs>
+        <w:ind w:left="6480" w:hanging="360"/>
+      </w:pPr>
+      <w:rPr>
+        <w:rFonts w:ascii="Wingdings" w:hAnsi="Wingdings" w:hint="default"/>
+        <w:sz w:val="20"/>
+      </w:rPr>
+    </w:lvl>
+  </w:abstractNum>
+  <w:abstractNum w:abstractNumId="19" w15:restartNumberingAfterBreak="0">
     <w:nsid w:val="39C16717"/>
     <w:multiLevelType w:val="multilevel"/>
     <w:tmpl w:val="4B6E332C"/>
@@ -5721,7 +8896,7 @@
       </w:rPr>
     </w:lvl>
   </w:abstractNum>
-  <w:abstractNum w:abstractNumId="11" w15:restartNumberingAfterBreak="0">
+  <w:abstractNum w:abstractNumId="20" w15:restartNumberingAfterBreak="0">
     <w:nsid w:val="39EA02AB"/>
     <w:multiLevelType w:val="multilevel"/>
     <w:tmpl w:val="0922C9A6"/>
@@ -5838,7 +9013,156 @@
       </w:pPr>
     </w:lvl>
   </w:abstractNum>
-  <w:abstractNum w:abstractNumId="12" w15:restartNumberingAfterBreak="0">
+  <w:abstractNum w:abstractNumId="21" w15:restartNumberingAfterBreak="0">
+    <w:nsid w:val="443F615C"/>
+    <w:multiLevelType w:val="multilevel"/>
+    <w:tmpl w:val="BE28B562"/>
+    <w:lvl w:ilvl="0">
+      <w:start w:val="1"/>
+      <w:numFmt w:val="bullet"/>
+      <w:lvlText w:val=""/>
+      <w:lvlJc w:val="left"/>
+      <w:pPr>
+        <w:tabs>
+          <w:tab w:val="num" w:pos="720"/>
+        </w:tabs>
+        <w:ind w:left="720" w:hanging="360"/>
+      </w:pPr>
+      <w:rPr>
+        <w:rFonts w:ascii="Symbol" w:hAnsi="Symbol" w:hint="default"/>
+        <w:sz w:val="20"/>
+      </w:rPr>
+    </w:lvl>
+    <w:lvl w:ilvl="1" w:tentative="1">
+      <w:start w:val="1"/>
+      <w:numFmt w:val="bullet"/>
+      <w:lvlText w:val="o"/>
+      <w:lvlJc w:val="left"/>
+      <w:pPr>
+        <w:tabs>
+          <w:tab w:val="num" w:pos="1440"/>
+        </w:tabs>
+        <w:ind w:left="1440" w:hanging="360"/>
+      </w:pPr>
+      <w:rPr>
+        <w:rFonts w:ascii="Courier New" w:hAnsi="Courier New" w:hint="default"/>
+        <w:sz w:val="20"/>
+      </w:rPr>
+    </w:lvl>
+    <w:lvl w:ilvl="2" w:tentative="1">
+      <w:start w:val="1"/>
+      <w:numFmt w:val="bullet"/>
+      <w:lvlText w:val=""/>
+      <w:lvlJc w:val="left"/>
+      <w:pPr>
+        <w:tabs>
+          <w:tab w:val="num" w:pos="2160"/>
+        </w:tabs>
+        <w:ind w:left="2160" w:hanging="360"/>
+      </w:pPr>
+      <w:rPr>
+        <w:rFonts w:ascii="Wingdings" w:hAnsi="Wingdings" w:hint="default"/>
+        <w:sz w:val="20"/>
+      </w:rPr>
+    </w:lvl>
+    <w:lvl w:ilvl="3" w:tentative="1">
+      <w:start w:val="1"/>
+      <w:numFmt w:val="bullet"/>
+      <w:lvlText w:val=""/>
+      <w:lvlJc w:val="left"/>
+      <w:pPr>
+        <w:tabs>
+          <w:tab w:val="num" w:pos="2880"/>
+        </w:tabs>
+        <w:ind w:left="2880" w:hanging="360"/>
+      </w:pPr>
+      <w:rPr>
+        <w:rFonts w:ascii="Wingdings" w:hAnsi="Wingdings" w:hint="default"/>
+        <w:sz w:val="20"/>
+      </w:rPr>
+    </w:lvl>
+    <w:lvl w:ilvl="4" w:tentative="1">
+      <w:start w:val="1"/>
+      <w:numFmt w:val="bullet"/>
+      <w:lvlText w:val=""/>
+      <w:lvlJc w:val="left"/>
+      <w:pPr>
+        <w:tabs>
+          <w:tab w:val="num" w:pos="3600"/>
+        </w:tabs>
+        <w:ind w:left="3600" w:hanging="360"/>
+      </w:pPr>
+      <w:rPr>
+        <w:rFonts w:ascii="Wingdings" w:hAnsi="Wingdings" w:hint="default"/>
+        <w:sz w:val="20"/>
+      </w:rPr>
+    </w:lvl>
+    <w:lvl w:ilvl="5" w:tentative="1">
+      <w:start w:val="1"/>
+      <w:numFmt w:val="bullet"/>
+      <w:lvlText w:val=""/>
+      <w:lvlJc w:val="left"/>
+      <w:pPr>
+        <w:tabs>
+          <w:tab w:val="num" w:pos="4320"/>
+        </w:tabs>
+        <w:ind w:left="4320" w:hanging="360"/>
+      </w:pPr>
+      <w:rPr>
+        <w:rFonts w:ascii="Wingdings" w:hAnsi="Wingdings" w:hint="default"/>
+        <w:sz w:val="20"/>
+      </w:rPr>
+    </w:lvl>
+    <w:lvl w:ilvl="6" w:tentative="1">
+      <w:start w:val="1"/>
+      <w:numFmt w:val="bullet"/>
+      <w:lvlText w:val=""/>
+      <w:lvlJc w:val="left"/>
+      <w:pPr>
+        <w:tabs>
+          <w:tab w:val="num" w:pos="5040"/>
+        </w:tabs>
+        <w:ind w:left="5040" w:hanging="360"/>
+      </w:pPr>
+      <w:rPr>
+        <w:rFonts w:ascii="Wingdings" w:hAnsi="Wingdings" w:hint="default"/>
+        <w:sz w:val="20"/>
+      </w:rPr>
+    </w:lvl>
+    <w:lvl w:ilvl="7" w:tentative="1">
+      <w:start w:val="1"/>
+      <w:numFmt w:val="bullet"/>
+      <w:lvlText w:val=""/>
+      <w:lvlJc w:val="left"/>
+      <w:pPr>
+        <w:tabs>
+          <w:tab w:val="num" w:pos="5760"/>
+        </w:tabs>
+        <w:ind w:left="5760" w:hanging="360"/>
+      </w:pPr>
+      <w:rPr>
+        <w:rFonts w:ascii="Wingdings" w:hAnsi="Wingdings" w:hint="default"/>
+        <w:sz w:val="20"/>
+      </w:rPr>
+    </w:lvl>
+    <w:lvl w:ilvl="8" w:tentative="1">
+      <w:start w:val="1"/>
+      <w:numFmt w:val="bullet"/>
+      <w:lvlText w:val=""/>
+      <w:lvlJc w:val="left"/>
+      <w:pPr>
+        <w:tabs>
+          <w:tab w:val="num" w:pos="6480"/>
+        </w:tabs>
+        <w:ind w:left="6480" w:hanging="360"/>
+      </w:pPr>
+      <w:rPr>
+        <w:rFonts w:ascii="Wingdings" w:hAnsi="Wingdings" w:hint="default"/>
+        <w:sz w:val="20"/>
+      </w:rPr>
+    </w:lvl>
+  </w:abstractNum>
+  <w:abstractNum w:abstractNumId="22" w15:restartNumberingAfterBreak="0">
     <w:nsid w:val="46003AFD"/>
     <w:multiLevelType w:val="multilevel"/>
     <w:tmpl w:val="5888F1B6"/>
@@ -5987,7 +9311,7 @@
       </w:rPr>
     </w:lvl>
   </w:abstractNum>
-  <w:abstractNum w:abstractNumId="13" w15:restartNumberingAfterBreak="0">
+  <w:abstractNum w:abstractNumId="23" w15:restartNumberingAfterBreak="0">
     <w:nsid w:val="47456530"/>
     <w:multiLevelType w:val="multilevel"/>
     <w:tmpl w:val="5C14FB00"/>
@@ -6104,7 +9428,7 @@
       </w:pPr>
     </w:lvl>
   </w:abstractNum>
-  <w:abstractNum w:abstractNumId="14" w15:restartNumberingAfterBreak="0">
+  <w:abstractNum w:abstractNumId="24" w15:restartNumberingAfterBreak="0">
     <w:nsid w:val="49EB7139"/>
     <w:multiLevelType w:val="multilevel"/>
     <w:tmpl w:val="C3E6FAD6"/>
@@ -6221,7 +9545,305 @@
       </w:pPr>
     </w:lvl>
   </w:abstractNum>
-  <w:abstractNum w:abstractNumId="15" w15:restartNumberingAfterBreak="0">
+  <w:abstractNum w:abstractNumId="25" w15:restartNumberingAfterBreak="0">
+    <w:nsid w:val="4ADF0A3B"/>
+    <w:multiLevelType w:val="multilevel"/>
+    <w:tmpl w:val="44AA870E"/>
+    <w:lvl w:ilvl="0">
+      <w:start w:val="1"/>
+      <w:numFmt w:val="bullet"/>
+      <w:lvlText w:val=""/>
+      <w:lvlJc w:val="left"/>
+      <w:pPr>
+        <w:tabs>
+          <w:tab w:val="num" w:pos="720"/>
+        </w:tabs>
+        <w:ind w:left="720" w:hanging="360"/>
+      </w:pPr>
+      <w:rPr>
+        <w:rFonts w:ascii="Symbol" w:hAnsi="Symbol" w:hint="default"/>
+        <w:sz w:val="20"/>
+      </w:rPr>
+    </w:lvl>
+    <w:lvl w:ilvl="1" w:tentative="1">
+      <w:start w:val="1"/>
+      <w:numFmt w:val="bullet"/>
+      <w:lvlText w:val="o"/>
+      <w:lvlJc w:val="left"/>
+      <w:pPr>
+        <w:tabs>
+          <w:tab w:val="num" w:pos="1440"/>
+        </w:tabs>
+        <w:ind w:left="1440" w:hanging="360"/>
+      </w:pPr>
+      <w:rPr>
+        <w:rFonts w:ascii="Courier New" w:hAnsi="Courier New" w:hint="default"/>
+        <w:sz w:val="20"/>
+      </w:rPr>
+    </w:lvl>
+    <w:lvl w:ilvl="2" w:tentative="1">
+      <w:start w:val="1"/>
+      <w:numFmt w:val="bullet"/>
+      <w:lvlText w:val=""/>
+      <w:lvlJc w:val="left"/>
+      <w:pPr>
+        <w:tabs>
+          <w:tab w:val="num" w:pos="2160"/>
+        </w:tabs>
+        <w:ind w:left="2160" w:hanging="360"/>
+      </w:pPr>
+      <w:rPr>
+        <w:rFonts w:ascii="Wingdings" w:hAnsi="Wingdings" w:hint="default"/>
+        <w:sz w:val="20"/>
+      </w:rPr>
+    </w:lvl>
+    <w:lvl w:ilvl="3" w:tentative="1">
+      <w:start w:val="1"/>
+      <w:numFmt w:val="bullet"/>
+      <w:lvlText w:val=""/>
+      <w:lvlJc w:val="left"/>
+      <w:pPr>
+        <w:tabs>
+          <w:tab w:val="num" w:pos="2880"/>
+        </w:tabs>
+        <w:ind w:left="2880" w:hanging="360"/>
+      </w:pPr>
+      <w:rPr>
+        <w:rFonts w:ascii="Wingdings" w:hAnsi="Wingdings" w:hint="default"/>
+        <w:sz w:val="20"/>
+      </w:rPr>
+    </w:lvl>
+    <w:lvl w:ilvl="4" w:tentative="1">
+      <w:start w:val="1"/>
+      <w:numFmt w:val="bullet"/>
+      <w:lvlText w:val=""/>
+      <w:lvlJc w:val="left"/>
+      <w:pPr>
+        <w:tabs>
+          <w:tab w:val="num" w:pos="3600"/>
+        </w:tabs>
+        <w:ind w:left="3600" w:hanging="360"/>
+      </w:pPr>
+      <w:rPr>
+        <w:rFonts w:ascii="Wingdings" w:hAnsi="Wingdings" w:hint="default"/>
+        <w:sz w:val="20"/>
+      </w:rPr>
+    </w:lvl>
+    <w:lvl w:ilvl="5" w:tentative="1">
+      <w:start w:val="1"/>
+      <w:numFmt w:val="bullet"/>
+      <w:lvlText w:val=""/>
+      <w:lvlJc w:val="left"/>
+      <w:pPr>
+        <w:tabs>
+          <w:tab w:val="num" w:pos="4320"/>
+        </w:tabs>
+        <w:ind w:left="4320" w:hanging="360"/>
+      </w:pPr>
+      <w:rPr>
+        <w:rFonts w:ascii="Wingdings" w:hAnsi="Wingdings" w:hint="default"/>
+        <w:sz w:val="20"/>
+      </w:rPr>
+    </w:lvl>
+    <w:lvl w:ilvl="6" w:tentative="1">
+      <w:start w:val="1"/>
+      <w:numFmt w:val="bullet"/>
+      <w:lvlText w:val=""/>
+      <w:lvlJc w:val="left"/>
+      <w:pPr>
+        <w:tabs>
+          <w:tab w:val="num" w:pos="5040"/>
+        </w:tabs>
+        <w:ind w:left="5040" w:hanging="360"/>
+      </w:pPr>
+      <w:rPr>
+        <w:rFonts w:ascii="Wingdings" w:hAnsi="Wingdings" w:hint="default"/>
+        <w:sz w:val="20"/>
+      </w:rPr>
+    </w:lvl>
+    <w:lvl w:ilvl="7" w:tentative="1">
+      <w:start w:val="1"/>
+      <w:numFmt w:val="bullet"/>
+      <w:lvlText w:val=""/>
+      <w:lvlJc w:val="left"/>
+      <w:pPr>
+        <w:tabs>
+          <w:tab w:val="num" w:pos="5760"/>
+        </w:tabs>
+        <w:ind w:left="5760" w:hanging="360"/>
+      </w:pPr>
+      <w:rPr>
+        <w:rFonts w:ascii="Wingdings" w:hAnsi="Wingdings" w:hint="default"/>
+        <w:sz w:val="20"/>
+      </w:rPr>
+    </w:lvl>
+    <w:lvl w:ilvl="8" w:tentative="1">
+      <w:start w:val="1"/>
+      <w:numFmt w:val="bullet"/>
+      <w:lvlText w:val=""/>
+      <w:lvlJc w:val="left"/>
+      <w:pPr>
+        <w:tabs>
+          <w:tab w:val="num" w:pos="6480"/>
+        </w:tabs>
+        <w:ind w:left="6480" w:hanging="360"/>
+      </w:pPr>
+      <w:rPr>
+        <w:rFonts w:ascii="Wingdings" w:hAnsi="Wingdings" w:hint="default"/>
+        <w:sz w:val="20"/>
+      </w:rPr>
+    </w:lvl>
+  </w:abstractNum>
+  <w:abstractNum w:abstractNumId="26" w15:restartNumberingAfterBreak="0">
+    <w:nsid w:val="4E3058CC"/>
+    <w:multiLevelType w:val="multilevel"/>
+    <w:tmpl w:val="CAE0A2EA"/>
+    <w:lvl w:ilvl="0">
+      <w:start w:val="1"/>
+      <w:numFmt w:val="bullet"/>
+      <w:lvlText w:val=""/>
+      <w:lvlJc w:val="left"/>
+      <w:pPr>
+        <w:tabs>
+          <w:tab w:val="num" w:pos="720"/>
+        </w:tabs>
+        <w:ind w:left="720" w:hanging="360"/>
+      </w:pPr>
+      <w:rPr>
+        <w:rFonts w:ascii="Symbol" w:hAnsi="Symbol" w:hint="default"/>
+        <w:sz w:val="20"/>
+      </w:rPr>
+    </w:lvl>
+    <w:lvl w:ilvl="1" w:tentative="1">
+      <w:start w:val="1"/>
+      <w:numFmt w:val="bullet"/>
+      <w:lvlText w:val="o"/>
+      <w:lvlJc w:val="left"/>
+      <w:pPr>
+        <w:tabs>
+          <w:tab w:val="num" w:pos="1440"/>
+        </w:tabs>
+        <w:ind w:left="1440" w:hanging="360"/>
+      </w:pPr>
+      <w:rPr>
+        <w:rFonts w:ascii="Courier New" w:hAnsi="Courier New" w:hint="default"/>
+        <w:sz w:val="20"/>
+      </w:rPr>
+    </w:lvl>
+    <w:lvl w:ilvl="2" w:tentative="1">
+      <w:start w:val="1"/>
+      <w:numFmt w:val="bullet"/>
+      <w:lvlText w:val=""/>
+      <w:lvlJc w:val="left"/>
+      <w:pPr>
+        <w:tabs>
+          <w:tab w:val="num" w:pos="2160"/>
+        </w:tabs>
+        <w:ind w:left="2160" w:hanging="360"/>
+      </w:pPr>
+      <w:rPr>
+        <w:rFonts w:ascii="Wingdings" w:hAnsi="Wingdings" w:hint="default"/>
+        <w:sz w:val="20"/>
+      </w:rPr>
+    </w:lvl>
+    <w:lvl w:ilvl="3" w:tentative="1">
+      <w:start w:val="1"/>
+      <w:numFmt w:val="bullet"/>
+      <w:lvlText w:val=""/>
+      <w:lvlJc w:val="left"/>
+      <w:pPr>
+        <w:tabs>
+          <w:tab w:val="num" w:pos="2880"/>
+        </w:tabs>
+        <w:ind w:left="2880" w:hanging="360"/>
+      </w:pPr>
+      <w:rPr>
+        <w:rFonts w:ascii="Wingdings" w:hAnsi="Wingdings" w:hint="default"/>
+        <w:sz w:val="20"/>
+      </w:rPr>
+    </w:lvl>
+    <w:lvl w:ilvl="4" w:tentative="1">
+      <w:start w:val="1"/>
+      <w:numFmt w:val="bullet"/>
+      <w:lvlText w:val=""/>
+      <w:lvlJc w:val="left"/>
+      <w:pPr>
+        <w:tabs>
+          <w:tab w:val="num" w:pos="3600"/>
+        </w:tabs>
+        <w:ind w:left="3600" w:hanging="360"/>
+      </w:pPr>
+      <w:rPr>
+        <w:rFonts w:ascii="Wingdings" w:hAnsi="Wingdings" w:hint="default"/>
+        <w:sz w:val="20"/>
+      </w:rPr>
+    </w:lvl>
+    <w:lvl w:ilvl="5" w:tentative="1">
+      <w:start w:val="1"/>
+      <w:numFmt w:val="bullet"/>
+      <w:lvlText w:val=""/>
+      <w:lvlJc w:val="left"/>
+      <w:pPr>
+        <w:tabs>
+          <w:tab w:val="num" w:pos="4320"/>
+        </w:tabs>
+        <w:ind w:left="4320" w:hanging="360"/>
+      </w:pPr>
+      <w:rPr>
+        <w:rFonts w:ascii="Wingdings" w:hAnsi="Wingdings" w:hint="default"/>
+        <w:sz w:val="20"/>
+      </w:rPr>
+    </w:lvl>
+    <w:lvl w:ilvl="6" w:tentative="1">
+      <w:start w:val="1"/>
+      <w:numFmt w:val="bullet"/>
+      <w:lvlText w:val=""/>
+      <w:lvlJc w:val="left"/>
+      <w:pPr>
+        <w:tabs>
+          <w:tab w:val="num" w:pos="5040"/>
+        </w:tabs>
+        <w:ind w:left="5040" w:hanging="360"/>
+      </w:pPr>
+      <w:rPr>
+        <w:rFonts w:ascii="Wingdings" w:hAnsi="Wingdings" w:hint="default"/>
+        <w:sz w:val="20"/>
+      </w:rPr>
+    </w:lvl>
+    <w:lvl w:ilvl="7" w:tentative="1">
+      <w:start w:val="1"/>
+      <w:numFmt w:val="bullet"/>
+      <w:lvlText w:val=""/>
+      <w:lvlJc w:val="left"/>
+      <w:pPr>
+        <w:tabs>
+          <w:tab w:val="num" w:pos="5760"/>
+        </w:tabs>
+        <w:ind w:left="5760" w:hanging="360"/>
+      </w:pPr>
+      <w:rPr>
+        <w:rFonts w:ascii="Wingdings" w:hAnsi="Wingdings" w:hint="default"/>
+        <w:sz w:val="20"/>
+      </w:rPr>
+    </w:lvl>
+    <w:lvl w:ilvl="8" w:tentative="1">
+      <w:start w:val="1"/>
+      <w:numFmt w:val="bullet"/>
+      <w:lvlText w:val=""/>
+      <w:lvlJc w:val="left"/>
+      <w:pPr>
+        <w:tabs>
+          <w:tab w:val="num" w:pos="6480"/>
+        </w:tabs>
+        <w:ind w:left="6480" w:hanging="360"/>
+      </w:pPr>
+      <w:rPr>
+        <w:rFonts w:ascii="Wingdings" w:hAnsi="Wingdings" w:hint="default"/>
+        <w:sz w:val="20"/>
+      </w:rPr>
+    </w:lvl>
+  </w:abstractNum>
+  <w:abstractNum w:abstractNumId="27" w15:restartNumberingAfterBreak="0">
     <w:nsid w:val="521250D5"/>
     <w:multiLevelType w:val="multilevel"/>
     <w:tmpl w:val="847041FC"/>
@@ -6370,7 +9992,305 @@
       </w:rPr>
     </w:lvl>
   </w:abstractNum>
-  <w:abstractNum w:abstractNumId="16" w15:restartNumberingAfterBreak="0">
+  <w:abstractNum w:abstractNumId="28" w15:restartNumberingAfterBreak="0">
+    <w:nsid w:val="52AF3BC8"/>
+    <w:multiLevelType w:val="multilevel"/>
+    <w:tmpl w:val="50123098"/>
+    <w:lvl w:ilvl="0">
+      <w:start w:val="1"/>
+      <w:numFmt w:val="bullet"/>
+      <w:lvlText w:val=""/>
+      <w:lvlJc w:val="left"/>
+      <w:pPr>
+        <w:tabs>
+          <w:tab w:val="num" w:pos="720"/>
+        </w:tabs>
+        <w:ind w:left="720" w:hanging="360"/>
+      </w:pPr>
+      <w:rPr>
+        <w:rFonts w:ascii="Symbol" w:hAnsi="Symbol" w:hint="default"/>
+        <w:sz w:val="20"/>
+      </w:rPr>
+    </w:lvl>
+    <w:lvl w:ilvl="1" w:tentative="1">
+      <w:start w:val="1"/>
+      <w:numFmt w:val="bullet"/>
+      <w:lvlText w:val="o"/>
+      <w:lvlJc w:val="left"/>
+      <w:pPr>
+        <w:tabs>
+          <w:tab w:val="num" w:pos="1440"/>
+        </w:tabs>
+        <w:ind w:left="1440" w:hanging="360"/>
+      </w:pPr>
+      <w:rPr>
+        <w:rFonts w:ascii="Courier New" w:hAnsi="Courier New" w:hint="default"/>
+        <w:sz w:val="20"/>
+      </w:rPr>
+    </w:lvl>
+    <w:lvl w:ilvl="2" w:tentative="1">
+      <w:start w:val="1"/>
+      <w:numFmt w:val="bullet"/>
+      <w:lvlText w:val=""/>
+      <w:lvlJc w:val="left"/>
+      <w:pPr>
+        <w:tabs>
+          <w:tab w:val="num" w:pos="2160"/>
+        </w:tabs>
+        <w:ind w:left="2160" w:hanging="360"/>
+      </w:pPr>
+      <w:rPr>
+        <w:rFonts w:ascii="Wingdings" w:hAnsi="Wingdings" w:hint="default"/>
+        <w:sz w:val="20"/>
+      </w:rPr>
+    </w:lvl>
+    <w:lvl w:ilvl="3" w:tentative="1">
+      <w:start w:val="1"/>
+      <w:numFmt w:val="bullet"/>
+      <w:lvlText w:val=""/>
+      <w:lvlJc w:val="left"/>
+      <w:pPr>
+        <w:tabs>
+          <w:tab w:val="num" w:pos="2880"/>
+        </w:tabs>
+        <w:ind w:left="2880" w:hanging="360"/>
+      </w:pPr>
+      <w:rPr>
+        <w:rFonts w:ascii="Wingdings" w:hAnsi="Wingdings" w:hint="default"/>
+        <w:sz w:val="20"/>
+      </w:rPr>
+    </w:lvl>
+    <w:lvl w:ilvl="4" w:tentative="1">
+      <w:start w:val="1"/>
+      <w:numFmt w:val="bullet"/>
+      <w:lvlText w:val=""/>
+      <w:lvlJc w:val="left"/>
+      <w:pPr>
+        <w:tabs>
+          <w:tab w:val="num" w:pos="3600"/>
+        </w:tabs>
+        <w:ind w:left="3600" w:hanging="360"/>
+      </w:pPr>
+      <w:rPr>
+        <w:rFonts w:ascii="Wingdings" w:hAnsi="Wingdings" w:hint="default"/>
+        <w:sz w:val="20"/>
+      </w:rPr>
+    </w:lvl>
+    <w:lvl w:ilvl="5" w:tentative="1">
+      <w:start w:val="1"/>
+      <w:numFmt w:val="bullet"/>
+      <w:lvlText w:val=""/>
+      <w:lvlJc w:val="left"/>
+      <w:pPr>
+        <w:tabs>
+          <w:tab w:val="num" w:pos="4320"/>
+        </w:tabs>
+        <w:ind w:left="4320" w:hanging="360"/>
+      </w:pPr>
+      <w:rPr>
+        <w:rFonts w:ascii="Wingdings" w:hAnsi="Wingdings" w:hint="default"/>
+        <w:sz w:val="20"/>
+      </w:rPr>
+    </w:lvl>
+    <w:lvl w:ilvl="6" w:tentative="1">
+      <w:start w:val="1"/>
+      <w:numFmt w:val="bullet"/>
+      <w:lvlText w:val=""/>
+      <w:lvlJc w:val="left"/>
+      <w:pPr>
+        <w:tabs>
+          <w:tab w:val="num" w:pos="5040"/>
+        </w:tabs>
+        <w:ind w:left="5040" w:hanging="360"/>
+      </w:pPr>
+      <w:rPr>
+        <w:rFonts w:ascii="Wingdings" w:hAnsi="Wingdings" w:hint="default"/>
+        <w:sz w:val="20"/>
+      </w:rPr>
+    </w:lvl>
+    <w:lvl w:ilvl="7" w:tentative="1">
+      <w:start w:val="1"/>
+      <w:numFmt w:val="bullet"/>
+      <w:lvlText w:val=""/>
+      <w:lvlJc w:val="left"/>
+      <w:pPr>
+        <w:tabs>
+          <w:tab w:val="num" w:pos="5760"/>
+        </w:tabs>
+        <w:ind w:left="5760" w:hanging="360"/>
+      </w:pPr>
+      <w:rPr>
+        <w:rFonts w:ascii="Wingdings" w:hAnsi="Wingdings" w:hint="default"/>
+        <w:sz w:val="20"/>
+      </w:rPr>
+    </w:lvl>
+    <w:lvl w:ilvl="8" w:tentative="1">
+      <w:start w:val="1"/>
+      <w:numFmt w:val="bullet"/>
+      <w:lvlText w:val=""/>
+      <w:lvlJc w:val="left"/>
+      <w:pPr>
+        <w:tabs>
+          <w:tab w:val="num" w:pos="6480"/>
+        </w:tabs>
+        <w:ind w:left="6480" w:hanging="360"/>
+      </w:pPr>
+      <w:rPr>
+        <w:rFonts w:ascii="Wingdings" w:hAnsi="Wingdings" w:hint="default"/>
+        <w:sz w:val="20"/>
+      </w:rPr>
+    </w:lvl>
+  </w:abstractNum>
+  <w:abstractNum w:abstractNumId="29" w15:restartNumberingAfterBreak="0">
+    <w:nsid w:val="54451646"/>
+    <w:multiLevelType w:val="multilevel"/>
+    <w:tmpl w:val="84146D3A"/>
+    <w:lvl w:ilvl="0">
+      <w:start w:val="1"/>
+      <w:numFmt w:val="bullet"/>
+      <w:lvlText w:val=""/>
+      <w:lvlJc w:val="left"/>
+      <w:pPr>
+        <w:tabs>
+          <w:tab w:val="num" w:pos="720"/>
+        </w:tabs>
+        <w:ind w:left="720" w:hanging="360"/>
+      </w:pPr>
+      <w:rPr>
+        <w:rFonts w:ascii="Symbol" w:hAnsi="Symbol" w:hint="default"/>
+        <w:sz w:val="20"/>
+      </w:rPr>
+    </w:lvl>
+    <w:lvl w:ilvl="1" w:tentative="1">
+      <w:start w:val="1"/>
+      <w:numFmt w:val="bullet"/>
+      <w:lvlText w:val="o"/>
+      <w:lvlJc w:val="left"/>
+      <w:pPr>
+        <w:tabs>
+          <w:tab w:val="num" w:pos="1440"/>
+        </w:tabs>
+        <w:ind w:left="1440" w:hanging="360"/>
+      </w:pPr>
+      <w:rPr>
+        <w:rFonts w:ascii="Courier New" w:hAnsi="Courier New" w:hint="default"/>
+        <w:sz w:val="20"/>
+      </w:rPr>
+    </w:lvl>
+    <w:lvl w:ilvl="2" w:tentative="1">
+      <w:start w:val="1"/>
+      <w:numFmt w:val="bullet"/>
+      <w:lvlText w:val=""/>
+      <w:lvlJc w:val="left"/>
+      <w:pPr>
+        <w:tabs>
+          <w:tab w:val="num" w:pos="2160"/>
+        </w:tabs>
+        <w:ind w:left="2160" w:hanging="360"/>
+      </w:pPr>
+      <w:rPr>
+        <w:rFonts w:ascii="Wingdings" w:hAnsi="Wingdings" w:hint="default"/>
+        <w:sz w:val="20"/>
+      </w:rPr>
+    </w:lvl>
+    <w:lvl w:ilvl="3" w:tentative="1">
+      <w:start w:val="1"/>
+      <w:numFmt w:val="bullet"/>
+      <w:lvlText w:val=""/>
+      <w:lvlJc w:val="left"/>
+      <w:pPr>
+        <w:tabs>
+          <w:tab w:val="num" w:pos="2880"/>
+        </w:tabs>
+        <w:ind w:left="2880" w:hanging="360"/>
+      </w:pPr>
+      <w:rPr>
+        <w:rFonts w:ascii="Wingdings" w:hAnsi="Wingdings" w:hint="default"/>
+        <w:sz w:val="20"/>
+      </w:rPr>
+    </w:lvl>
+    <w:lvl w:ilvl="4" w:tentative="1">
+      <w:start w:val="1"/>
+      <w:numFmt w:val="bullet"/>
+      <w:lvlText w:val=""/>
+      <w:lvlJc w:val="left"/>
+      <w:pPr>
+        <w:tabs>
+          <w:tab w:val="num" w:pos="3600"/>
+        </w:tabs>
+        <w:ind w:left="3600" w:hanging="360"/>
+      </w:pPr>
+      <w:rPr>
+        <w:rFonts w:ascii="Wingdings" w:hAnsi="Wingdings" w:hint="default"/>
+        <w:sz w:val="20"/>
+      </w:rPr>
+    </w:lvl>
+    <w:lvl w:ilvl="5" w:tentative="1">
+      <w:start w:val="1"/>
+      <w:numFmt w:val="bullet"/>
+      <w:lvlText w:val=""/>
+      <w:lvlJc w:val="left"/>
+      <w:pPr>
+        <w:tabs>
+          <w:tab w:val="num" w:pos="4320"/>
+        </w:tabs>
+        <w:ind w:left="4320" w:hanging="360"/>
+      </w:pPr>
+      <w:rPr>
+        <w:rFonts w:ascii="Wingdings" w:hAnsi="Wingdings" w:hint="default"/>
+        <w:sz w:val="20"/>
+      </w:rPr>
+    </w:lvl>
+    <w:lvl w:ilvl="6" w:tentative="1">
+      <w:start w:val="1"/>
+      <w:numFmt w:val="bullet"/>
+      <w:lvlText w:val=""/>
+      <w:lvlJc w:val="left"/>
+      <w:pPr>
+        <w:tabs>
+          <w:tab w:val="num" w:pos="5040"/>
+        </w:tabs>
+        <w:ind w:left="5040" w:hanging="360"/>
+      </w:pPr>
+      <w:rPr>
+        <w:rFonts w:ascii="Wingdings" w:hAnsi="Wingdings" w:hint="default"/>
+        <w:sz w:val="20"/>
+      </w:rPr>
+    </w:lvl>
+    <w:lvl w:ilvl="7" w:tentative="1">
+      <w:start w:val="1"/>
+      <w:numFmt w:val="bullet"/>
+      <w:lvlText w:val=""/>
+      <w:lvlJc w:val="left"/>
+      <w:pPr>
+        <w:tabs>
+          <w:tab w:val="num" w:pos="5760"/>
+        </w:tabs>
+        <w:ind w:left="5760" w:hanging="360"/>
+      </w:pPr>
+      <w:rPr>
+        <w:rFonts w:ascii="Wingdings" w:hAnsi="Wingdings" w:hint="default"/>
+        <w:sz w:val="20"/>
+      </w:rPr>
+    </w:lvl>
+    <w:lvl w:ilvl="8" w:tentative="1">
+      <w:start w:val="1"/>
+      <w:numFmt w:val="bullet"/>
+      <w:lvlText w:val=""/>
+      <w:lvlJc w:val="left"/>
+      <w:pPr>
+        <w:tabs>
+          <w:tab w:val="num" w:pos="6480"/>
+        </w:tabs>
+        <w:ind w:left="6480" w:hanging="360"/>
+      </w:pPr>
+      <w:rPr>
+        <w:rFonts w:ascii="Wingdings" w:hAnsi="Wingdings" w:hint="default"/>
+        <w:sz w:val="20"/>
+      </w:rPr>
+    </w:lvl>
+  </w:abstractNum>
+  <w:abstractNum w:abstractNumId="30" w15:restartNumberingAfterBreak="0">
     <w:nsid w:val="58044B06"/>
     <w:multiLevelType w:val="multilevel"/>
     <w:tmpl w:val="B43277FA"/>
@@ -6487,7 +10407,7 @@
       </w:pPr>
     </w:lvl>
   </w:abstractNum>
-  <w:abstractNum w:abstractNumId="17" w15:restartNumberingAfterBreak="0">
+  <w:abstractNum w:abstractNumId="31" w15:restartNumberingAfterBreak="0">
     <w:nsid w:val="638F3C8A"/>
     <w:multiLevelType w:val="multilevel"/>
     <w:tmpl w:val="51C8F21E"/>
@@ -6632,7 +10552,156 @@
       </w:rPr>
     </w:lvl>
   </w:abstractNum>
-  <w:abstractNum w:abstractNumId="18" w15:restartNumberingAfterBreak="0">
+  <w:abstractNum w:abstractNumId="32" w15:restartNumberingAfterBreak="0">
+    <w:nsid w:val="6C193FBD"/>
+    <w:multiLevelType w:val="multilevel"/>
+    <w:tmpl w:val="DF66002E"/>
+    <w:lvl w:ilvl="0">
+      <w:start w:val="1"/>
+      <w:numFmt w:val="bullet"/>
+      <w:lvlText w:val=""/>
+      <w:lvlJc w:val="left"/>
+      <w:pPr>
+        <w:tabs>
+          <w:tab w:val="num" w:pos="720"/>
+        </w:tabs>
+        <w:ind w:left="720" w:hanging="360"/>
+      </w:pPr>
+      <w:rPr>
+        <w:rFonts w:ascii="Symbol" w:hAnsi="Symbol" w:hint="default"/>
+        <w:sz w:val="20"/>
+      </w:rPr>
+    </w:lvl>
+    <w:lvl w:ilvl="1" w:tentative="1">
+      <w:start w:val="1"/>
+      <w:numFmt w:val="bullet"/>
+      <w:lvlText w:val="o"/>
+      <w:lvlJc w:val="left"/>
+      <w:pPr>
+        <w:tabs>
+          <w:tab w:val="num" w:pos="1440"/>
+        </w:tabs>
+        <w:ind w:left="1440" w:hanging="360"/>
+      </w:pPr>
+      <w:rPr>
+        <w:rFonts w:ascii="Courier New" w:hAnsi="Courier New" w:hint="default"/>
+        <w:sz w:val="20"/>
+      </w:rPr>
+    </w:lvl>
+    <w:lvl w:ilvl="2" w:tentative="1">
+      <w:start w:val="1"/>
+      <w:numFmt w:val="bullet"/>
+      <w:lvlText w:val=""/>
+      <w:lvlJc w:val="left"/>
+      <w:pPr>
+        <w:tabs>
+          <w:tab w:val="num" w:pos="2160"/>
+        </w:tabs>
+        <w:ind w:left="2160" w:hanging="360"/>
+      </w:pPr>
+      <w:rPr>
+        <w:rFonts w:ascii="Wingdings" w:hAnsi="Wingdings" w:hint="default"/>
+        <w:sz w:val="20"/>
+      </w:rPr>
+    </w:lvl>
+    <w:lvl w:ilvl="3" w:tentative="1">
+      <w:start w:val="1"/>
+      <w:numFmt w:val="bullet"/>
+      <w:lvlText w:val=""/>
+      <w:lvlJc w:val="left"/>
+      <w:pPr>
+        <w:tabs>
+          <w:tab w:val="num" w:pos="2880"/>
+        </w:tabs>
+        <w:ind w:left="2880" w:hanging="360"/>
+      </w:pPr>
+      <w:rPr>
+        <w:rFonts w:ascii="Wingdings" w:hAnsi="Wingdings" w:hint="default"/>
+        <w:sz w:val="20"/>
+      </w:rPr>
+    </w:lvl>
+    <w:lvl w:ilvl="4" w:tentative="1">
+      <w:start w:val="1"/>
+      <w:numFmt w:val="bullet"/>
+      <w:lvlText w:val=""/>
+      <w:lvlJc w:val="left"/>
+      <w:pPr>
+        <w:tabs>
+          <w:tab w:val="num" w:pos="3600"/>
+        </w:tabs>
+        <w:ind w:left="3600" w:hanging="360"/>
+      </w:pPr>
+      <w:rPr>
+        <w:rFonts w:ascii="Wingdings" w:hAnsi="Wingdings" w:hint="default"/>
+        <w:sz w:val="20"/>
+      </w:rPr>
+    </w:lvl>
+    <w:lvl w:ilvl="5" w:tentative="1">
+      <w:start w:val="1"/>
+      <w:numFmt w:val="bullet"/>
+      <w:lvlText w:val=""/>
+      <w:lvlJc w:val="left"/>
+      <w:pPr>
+        <w:tabs>
+          <w:tab w:val="num" w:pos="4320"/>
+        </w:tabs>
+        <w:ind w:left="4320" w:hanging="360"/>
+      </w:pPr>
+      <w:rPr>
+        <w:rFonts w:ascii="Wingdings" w:hAnsi="Wingdings" w:hint="default"/>
+        <w:sz w:val="20"/>
+      </w:rPr>
+    </w:lvl>
+    <w:lvl w:ilvl="6" w:tentative="1">
+      <w:start w:val="1"/>
+      <w:numFmt w:val="bullet"/>
+      <w:lvlText w:val=""/>
+      <w:lvlJc w:val="left"/>
+      <w:pPr>
+        <w:tabs>
+          <w:tab w:val="num" w:pos="5040"/>
+        </w:tabs>
+        <w:ind w:left="5040" w:hanging="360"/>
+      </w:pPr>
+      <w:rPr>
+        <w:rFonts w:ascii="Wingdings" w:hAnsi="Wingdings" w:hint="default"/>
+        <w:sz w:val="20"/>
+      </w:rPr>
+    </w:lvl>
+    <w:lvl w:ilvl="7" w:tentative="1">
+      <w:start w:val="1"/>
+      <w:numFmt w:val="bullet"/>
+      <w:lvlText w:val=""/>
+      <w:lvlJc w:val="left"/>
+      <w:pPr>
+        <w:tabs>
+          <w:tab w:val="num" w:pos="5760"/>
+        </w:tabs>
+        <w:ind w:left="5760" w:hanging="360"/>
+      </w:pPr>
+      <w:rPr>
+        <w:rFonts w:ascii="Wingdings" w:hAnsi="Wingdings" w:hint="default"/>
+        <w:sz w:val="20"/>
+      </w:rPr>
+    </w:lvl>
+    <w:lvl w:ilvl="8" w:tentative="1">
+      <w:start w:val="1"/>
+      <w:numFmt w:val="bullet"/>
+      <w:lvlText w:val=""/>
+      <w:lvlJc w:val="left"/>
+      <w:pPr>
+        <w:tabs>
+          <w:tab w:val="num" w:pos="6480"/>
+        </w:tabs>
+        <w:ind w:left="6480" w:hanging="360"/>
+      </w:pPr>
+      <w:rPr>
+        <w:rFonts w:ascii="Wingdings" w:hAnsi="Wingdings" w:hint="default"/>
+        <w:sz w:val="20"/>
+      </w:rPr>
+    </w:lvl>
+  </w:abstractNum>
+  <w:abstractNum w:abstractNumId="33" w15:restartNumberingAfterBreak="0">
     <w:nsid w:val="7A0D186C"/>
     <w:multiLevelType w:val="multilevel"/>
     <w:tmpl w:val="352C3FDA"/>
@@ -6781,7 +10850,7 @@
       </w:rPr>
     </w:lvl>
   </w:abstractNum>
-  <w:abstractNum w:abstractNumId="19" w15:restartNumberingAfterBreak="0">
+  <w:abstractNum w:abstractNumId="34" w15:restartNumberingAfterBreak="0">
     <w:nsid w:val="7C3D0EF9"/>
     <w:multiLevelType w:val="multilevel"/>
     <w:tmpl w:val="0FE4EF58"/>
@@ -6930,7 +10999,156 @@
       </w:rPr>
     </w:lvl>
   </w:abstractNum>
-  <w:abstractNum w:abstractNumId="20" w15:restartNumberingAfterBreak="0">
+  <w:abstractNum w:abstractNumId="35" w15:restartNumberingAfterBreak="0">
+    <w:nsid w:val="7CA51F85"/>
+    <w:multiLevelType w:val="multilevel"/>
+    <w:tmpl w:val="D91C82EC"/>
+    <w:lvl w:ilvl="0">
+      <w:start w:val="1"/>
+      <w:numFmt w:val="bullet"/>
+      <w:lvlText w:val=""/>
+      <w:lvlJc w:val="left"/>
+      <w:pPr>
+        <w:tabs>
+          <w:tab w:val="num" w:pos="720"/>
+        </w:tabs>
+        <w:ind w:left="720" w:hanging="360"/>
+      </w:pPr>
+      <w:rPr>
+        <w:rFonts w:ascii="Symbol" w:hAnsi="Symbol" w:hint="default"/>
+        <w:sz w:val="20"/>
+      </w:rPr>
+    </w:lvl>
+    <w:lvl w:ilvl="1" w:tentative="1">
+      <w:start w:val="1"/>
+      <w:numFmt w:val="bullet"/>
+      <w:lvlText w:val="o"/>
+      <w:lvlJc w:val="left"/>
+      <w:pPr>
+        <w:tabs>
+          <w:tab w:val="num" w:pos="1440"/>
+        </w:tabs>
+        <w:ind w:left="1440" w:hanging="360"/>
+      </w:pPr>
+      <w:rPr>
+        <w:rFonts w:ascii="Courier New" w:hAnsi="Courier New" w:hint="default"/>
+        <w:sz w:val="20"/>
+      </w:rPr>
+    </w:lvl>
+    <w:lvl w:ilvl="2" w:tentative="1">
+      <w:start w:val="1"/>
+      <w:numFmt w:val="bullet"/>
+      <w:lvlText w:val=""/>
+      <w:lvlJc w:val="left"/>
+      <w:pPr>
+        <w:tabs>
+          <w:tab w:val="num" w:pos="2160"/>
+        </w:tabs>
+        <w:ind w:left="2160" w:hanging="360"/>
+      </w:pPr>
+      <w:rPr>
+        <w:rFonts w:ascii="Wingdings" w:hAnsi="Wingdings" w:hint="default"/>
+        <w:sz w:val="20"/>
+      </w:rPr>
+    </w:lvl>
+    <w:lvl w:ilvl="3" w:tentative="1">
+      <w:start w:val="1"/>
+      <w:numFmt w:val="bullet"/>
+      <w:lvlText w:val=""/>
+      <w:lvlJc w:val="left"/>
+      <w:pPr>
+        <w:tabs>
+          <w:tab w:val="num" w:pos="2880"/>
+        </w:tabs>
+        <w:ind w:left="2880" w:hanging="360"/>
+      </w:pPr>
+      <w:rPr>
+        <w:rFonts w:ascii="Wingdings" w:hAnsi="Wingdings" w:hint="default"/>
+        <w:sz w:val="20"/>
+      </w:rPr>
+    </w:lvl>
+    <w:lvl w:ilvl="4" w:tentative="1">
+      <w:start w:val="1"/>
+      <w:numFmt w:val="bullet"/>
+      <w:lvlText w:val=""/>
+      <w:lvlJc w:val="left"/>
+      <w:pPr>
+        <w:tabs>
+          <w:tab w:val="num" w:pos="3600"/>
+        </w:tabs>
+        <w:ind w:left="3600" w:hanging="360"/>
+      </w:pPr>
+      <w:rPr>
+        <w:rFonts w:ascii="Wingdings" w:hAnsi="Wingdings" w:hint="default"/>
+        <w:sz w:val="20"/>
+      </w:rPr>
+    </w:lvl>
+    <w:lvl w:ilvl="5" w:tentative="1">
+      <w:start w:val="1"/>
+      <w:numFmt w:val="bullet"/>
+      <w:lvlText w:val=""/>
+      <w:lvlJc w:val="left"/>
+      <w:pPr>
+        <w:tabs>
+          <w:tab w:val="num" w:pos="4320"/>
+        </w:tabs>
+        <w:ind w:left="4320" w:hanging="360"/>
+      </w:pPr>
+      <w:rPr>
+        <w:rFonts w:ascii="Wingdings" w:hAnsi="Wingdings" w:hint="default"/>
+        <w:sz w:val="20"/>
+      </w:rPr>
+    </w:lvl>
+    <w:lvl w:ilvl="6" w:tentative="1">
+      <w:start w:val="1"/>
+      <w:numFmt w:val="bullet"/>
+      <w:lvlText w:val=""/>
+      <w:lvlJc w:val="left"/>
+      <w:pPr>
+        <w:tabs>
+          <w:tab w:val="num" w:pos="5040"/>
+        </w:tabs>
+        <w:ind w:left="5040" w:hanging="360"/>
+      </w:pPr>
+      <w:rPr>
+        <w:rFonts w:ascii="Wingdings" w:hAnsi="Wingdings" w:hint="default"/>
+        <w:sz w:val="20"/>
+      </w:rPr>
+    </w:lvl>
+    <w:lvl w:ilvl="7" w:tentative="1">
+      <w:start w:val="1"/>
+      <w:numFmt w:val="bullet"/>
+      <w:lvlText w:val=""/>
+      <w:lvlJc w:val="left"/>
+      <w:pPr>
+        <w:tabs>
+          <w:tab w:val="num" w:pos="5760"/>
+        </w:tabs>
+        <w:ind w:left="5760" w:hanging="360"/>
+      </w:pPr>
+      <w:rPr>
+        <w:rFonts w:ascii="Wingdings" w:hAnsi="Wingdings" w:hint="default"/>
+        <w:sz w:val="20"/>
+      </w:rPr>
+    </w:lvl>
+    <w:lvl w:ilvl="8" w:tentative="1">
+      <w:start w:val="1"/>
+      <w:numFmt w:val="bullet"/>
+      <w:lvlText w:val=""/>
+      <w:lvlJc w:val="left"/>
+      <w:pPr>
+        <w:tabs>
+          <w:tab w:val="num" w:pos="6480"/>
+        </w:tabs>
+        <w:ind w:left="6480" w:hanging="360"/>
+      </w:pPr>
+      <w:rPr>
+        <w:rFonts w:ascii="Wingdings" w:hAnsi="Wingdings" w:hint="default"/>
+        <w:sz w:val="20"/>
+      </w:rPr>
+    </w:lvl>
+  </w:abstractNum>
+  <w:abstractNum w:abstractNumId="36" w15:restartNumberingAfterBreak="0">
     <w:nsid w:val="7EBE1A7F"/>
     <w:multiLevelType w:val="multilevel"/>
     <w:tmpl w:val="62B054FC"/>
@@ -7079,7 +11297,7 @@
       </w:rPr>
     </w:lvl>
   </w:abstractNum>
-  <w:abstractNum w:abstractNumId="21" w15:restartNumberingAfterBreak="0">
+  <w:abstractNum w:abstractNumId="37" w15:restartNumberingAfterBreak="0">
     <w:nsid w:val="7EDB742E"/>
     <w:multiLevelType w:val="multilevel"/>
     <w:tmpl w:val="9E000476"/>
@@ -7229,70 +11447,118 @@
     </w:lvl>
   </w:abstractNum>
   <w:num w:numId="1" w16cid:durableId="147981606">
+    <w:abstractNumId w:val="30"/>
+  </w:num>
+  <w:num w:numId="2" w16cid:durableId="951396212">
+    <w:abstractNumId w:val="20"/>
+  </w:num>
+  <w:num w:numId="3" w16cid:durableId="1697341593">
+    <w:abstractNumId w:val="27"/>
+  </w:num>
+  <w:num w:numId="4" w16cid:durableId="502429453">
+    <w:abstractNumId w:val="4"/>
+  </w:num>
+  <w:num w:numId="5" w16cid:durableId="206379789">
+    <w:abstractNumId w:val="33"/>
+  </w:num>
+  <w:num w:numId="6" w16cid:durableId="1212690038">
+    <w:abstractNumId w:val="1"/>
+  </w:num>
+  <w:num w:numId="7" w16cid:durableId="352864">
+    <w:abstractNumId w:val="9"/>
+  </w:num>
+  <w:num w:numId="8" w16cid:durableId="849686556">
+    <w:abstractNumId w:val="22"/>
+  </w:num>
+  <w:num w:numId="9" w16cid:durableId="911737018">
+    <w:abstractNumId w:val="24"/>
+  </w:num>
+  <w:num w:numId="10" w16cid:durableId="1759867242">
+    <w:abstractNumId w:val="6"/>
+  </w:num>
+  <w:num w:numId="11" w16cid:durableId="2022900252">
+    <w:abstractNumId w:val="23"/>
+  </w:num>
+  <w:num w:numId="12" w16cid:durableId="702285330">
+    <w:abstractNumId w:val="10"/>
+  </w:num>
+  <w:num w:numId="13" w16cid:durableId="454519108">
+    <w:abstractNumId w:val="2"/>
+  </w:num>
+  <w:num w:numId="14" w16cid:durableId="1705591401">
+    <w:abstractNumId w:val="7"/>
+  </w:num>
+  <w:num w:numId="15" w16cid:durableId="1412771522">
+    <w:abstractNumId w:val="36"/>
+  </w:num>
+  <w:num w:numId="16" w16cid:durableId="1479955041">
+    <w:abstractNumId w:val="34"/>
+  </w:num>
+  <w:num w:numId="17" w16cid:durableId="1248421583">
+    <w:abstractNumId w:val="14"/>
+  </w:num>
+  <w:num w:numId="18" w16cid:durableId="1992559321">
+    <w:abstractNumId w:val="31"/>
+  </w:num>
+  <w:num w:numId="19" w16cid:durableId="1473715272">
+    <w:abstractNumId w:val="19"/>
+  </w:num>
+  <w:num w:numId="20" w16cid:durableId="1393964256">
+    <w:abstractNumId w:val="13"/>
+  </w:num>
+  <w:num w:numId="21" w16cid:durableId="1372654922">
+    <w:abstractNumId w:val="37"/>
+  </w:num>
+  <w:num w:numId="22" w16cid:durableId="239413659">
+    <w:abstractNumId w:val="5"/>
+  </w:num>
+  <w:num w:numId="23" w16cid:durableId="1883637681">
+    <w:abstractNumId w:val="3"/>
+  </w:num>
+  <w:num w:numId="24" w16cid:durableId="1695837656">
     <w:abstractNumId w:val="16"/>
   </w:num>
-  <w:num w:numId="2" w16cid:durableId="951396212">
+  <w:num w:numId="25" w16cid:durableId="893010675">
+    <w:abstractNumId w:val="17"/>
+  </w:num>
+  <w:num w:numId="26" w16cid:durableId="1018851199">
+    <w:abstractNumId w:val="12"/>
+  </w:num>
+  <w:num w:numId="27" w16cid:durableId="960840482">
+    <w:abstractNumId w:val="8"/>
+  </w:num>
+  <w:num w:numId="28" w16cid:durableId="825249405">
+    <w:abstractNumId w:val="18"/>
+  </w:num>
+  <w:num w:numId="29" w16cid:durableId="1003703292">
+    <w:abstractNumId w:val="26"/>
+  </w:num>
+  <w:num w:numId="30" w16cid:durableId="1887570907">
+    <w:abstractNumId w:val="29"/>
+  </w:num>
+  <w:num w:numId="31" w16cid:durableId="1485928026">
+    <w:abstractNumId w:val="0"/>
+  </w:num>
+  <w:num w:numId="32" w16cid:durableId="1044984413">
+    <w:abstractNumId w:val="15"/>
+  </w:num>
+  <w:num w:numId="33" w16cid:durableId="1105803381">
+    <w:abstractNumId w:val="25"/>
+  </w:num>
+  <w:num w:numId="34" w16cid:durableId="452752310">
     <w:abstractNumId w:val="11"/>
   </w:num>
-  <w:num w:numId="3" w16cid:durableId="1697341593">
-    <w:abstractNumId w:val="15"/>
+  <w:num w:numId="35" w16cid:durableId="840779292">
+    <w:abstractNumId w:val="32"/>
   </w:num>
-  <w:num w:numId="4" w16cid:durableId="502429453">
-    <w:abstractNumId w:val="2"/>
+  <w:num w:numId="36" w16cid:durableId="1234202664">
+    <w:abstractNumId w:val="28"/>
   </w:num>
-  <w:num w:numId="5" w16cid:durableId="206379789">
-    <w:abstractNumId w:val="18"/>
+  <w:num w:numId="37" w16cid:durableId="283655366">
+    <w:abstractNumId w:val="35"/>
   </w:num>
-  <w:num w:numId="6" w16cid:durableId="1212690038">
-    <w:abstractNumId w:val="0"/>
-  </w:num>
-  <w:num w:numId="7" w16cid:durableId="352864">
-    <w:abstractNumId w:val="6"/>
-  </w:num>
-  <w:num w:numId="8" w16cid:durableId="849686556">
-    <w:abstractNumId w:val="12"/>
-  </w:num>
-  <w:num w:numId="9" w16cid:durableId="911737018">
-    <w:abstractNumId w:val="14"/>
-  </w:num>
-  <w:num w:numId="10" w16cid:durableId="1759867242">
-    <w:abstractNumId w:val="4"/>
-  </w:num>
-  <w:num w:numId="11" w16cid:durableId="2022900252">
-    <w:abstractNumId w:val="13"/>
-  </w:num>
-  <w:num w:numId="12" w16cid:durableId="702285330">
-    <w:abstractNumId w:val="7"/>
-  </w:num>
-  <w:num w:numId="13" w16cid:durableId="454519108">
-    <w:abstractNumId w:val="1"/>
-  </w:num>
-  <w:num w:numId="14" w16cid:durableId="1705591401">
-    <w:abstractNumId w:val="5"/>
-  </w:num>
-  <w:num w:numId="15" w16cid:durableId="1412771522">
-    <w:abstractNumId w:val="20"/>
-  </w:num>
-  <w:num w:numId="16" w16cid:durableId="1479955041">
-    <w:abstractNumId w:val="19"/>
-  </w:num>
-  <w:num w:numId="17" w16cid:durableId="1248421583">
-    <w:abstractNumId w:val="9"/>
-  </w:num>
-  <w:num w:numId="18" w16cid:durableId="1992559321">
-    <w:abstractNumId w:val="17"/>
-  </w:num>
-  <w:num w:numId="19" w16cid:durableId="1473715272">
-    <w:abstractNumId w:val="10"/>
-  </w:num>
-  <w:num w:numId="20" w16cid:durableId="1393964256">
-    <w:abstractNumId w:val="8"/>
-  </w:num>
-  <w:num w:numId="21" w16cid:durableId="1372654922">
+  <w:num w:numId="38" w16cid:durableId="331614122">
     <w:abstractNumId w:val="21"/>
-  </w:num>
-  <w:num w:numId="22" w16cid:durableId="239413659">
-    <w:abstractNumId w:val="3"/>
   </w:num>
 </w:numbering>
 </file>
@@ -8527,4 +12793,16 @@
     </a:ext>
   </a:extLst>
 </a:theme>
+</file>
+
+<file path=customXml/item1.xml><?xml version="1.0" encoding="utf-8"?>
+<b:Sources xmlns:b="http://schemas.openxmlformats.org/officeDocument/2006/bibliography" xmlns="http://schemas.openxmlformats.org/officeDocument/2006/bibliography" SelectedStyle="\APASixthEditionOfficeOnline.xsl" StyleName="APA" Version="6"/>
+</file>
+
+<file path=customXml/itemProps1.xml><?xml version="1.0" encoding="utf-8"?>
+<ds:datastoreItem xmlns:ds="http://schemas.openxmlformats.org/officeDocument/2006/customXml" ds:itemID="{3D2BA1ED-1516-4930-B0EC-D36B93F94004}">
+  <ds:schemaRefs>
+    <ds:schemaRef ds:uri="http://schemas.openxmlformats.org/officeDocument/2006/bibliography"/>
+  </ds:schemaRefs>
+</ds:datastoreItem>
 </file>